--- a/_tmp_archive/v49_build_workdir_cleanup/CKI_Supplementary_NC.docx
+++ b/_tmp_archive/v49_build_workdir_cleanup/CKI_Supplementary_NC.docx
@@ -18,7 +18,7 @@
           <w:color w:val="000000"/>
           <w:sz w:val="22"/>
         </w:rPr>
-        <w:t>CKI is a Ka/Ks-inspired index quantifying functional divergence in single-cell genomics</w:t>
+        <w:t>CKI: a Ka/Ks-inspired index separating functional divergence from baseline variation in cell atlases</w:t>
       </w:r>
     </w:p>
     <w:p>
@@ -300,6 +300,28 @@
           <w:color w:val="000000"/>
           <w:sz w:val="22"/>
         </w:rPr>
+        <w:t>Supplementary Note 16: Independent Human-Brain Validation on the Microglia Supercluster</w:t>
+      </w:r>
+    </w:p>
+    <w:p>
+      <w:r>
+        <w:rPr>
+          <w:rFonts w:ascii="Arial" w:hAnsi="Arial"/>
+          <w:b w:val="0"/>
+          <w:color w:val="000000"/>
+          <w:sz w:val="22"/>
+        </w:rPr>
+        <w:t>Supplementary Methods</w:t>
+      </w:r>
+    </w:p>
+    <w:p>
+      <w:r>
+        <w:rPr>
+          <w:rFonts w:ascii="Arial" w:hAnsi="Arial"/>
+          <w:b w:val="0"/>
+          <w:color w:val="000000"/>
+          <w:sz w:val="22"/>
+        </w:rPr>
         <w:t>Supplementary Table 1: Parameter Sweep Results</w:t>
       </w:r>
     </w:p>
@@ -588,7 +610,7 @@
           <w:color w:val="000000"/>
           <w:sz w:val="22"/>
         </w:rPr>
-        <w:t>Identity genes I are defined as genes that capture cell-type-specific functional programs. In the default configuration (w1 = 1.0, w2 = 0.0), I consists of the top-N highly variable genes (HVG), excluding HK genes. The functional divergence rate is: k_f = JS(norm(μ_A[I]), norm(μ_B[I])). Extended configurations can incorporate additional gene sets: (1) regulon activity genes — genes enriched for cell-type-specific transcription factor motifs; (2) pathway enrichment genes — genes from MSigDB pathways differentially active between the two groups; (3) macro-gene embeddings — gene-level embeddings from protein language models (e.g., ESM-2). These extensions use a weighted formulation: k_f = w1*JS(HVG) + w2*JS(pathway) + w3*JS(macro). Parameter sweep (Phase 3.2) showed that the pure identity gene configuration (w1=1.0, w2=w3=0.0) achieved optimal cell type discrimination (AUC = 0.786, n = 703 mouse cell-type pairs); this was therefore adopted as the default scheme.</w:t>
+        <w:t>Identity genes I are defined as genes that capture cell-type-specific functional programs. In the default configuration (w1 = 1.0, w2 = 0.0), I consists of the top-N highly variable genes (HVG), excluding HK genes. The functional divergence rate is: k_f = JS(norm(μ_A[I]), norm(μ_B[I])). Extended configurations can incorporate additional gene sets: (1) regulon activity genes — genes enriched for cell-type-specific transcription factor motifs; (2) pathway enrichment genes — genes from MSigDB pathways differentially active between the two groups; (3) macro-gene embeddings — gene-level embeddings from protein language models (e.g., ESM-2). These extensions use a weighted formulation: k_f = w1*JS(HVG) + w2*JS(pathway) + w3*JS(macro). Parameter sweep (Phase 3.2) showed that the pure identity gene configuration (w1=1.0, w2=w3=0.0) achieved optimal cell type discrimination (AUC = 0.786, n = 703 mouse cell-type pairs); this was therefore adopted as the default scheme (a gene-set configuration criterion only; CKI itself is not designed for cell-type discrimination—see the main-text Discussion).</w:t>
       </w:r>
     </w:p>
     <w:p>
@@ -610,7 +632,7 @@
           <w:color w:val="000000"/>
           <w:sz w:val="22"/>
         </w:rPr>
-        <w:t>ω = k_f/k_n. Interpretation is anchored in the empirical ω distribution within each dataset rather than in fixed ratio cut-offs: values close to the equivalent-population calibration baseline are consistent with baseline expectation, with no evidence of functional reprogramming; values far above the baseline indicate functional divergence exceeding baseline drift, i.e. evidence of functional transcriptional reprogramming beyond baseline; values far below the baseline indicate functional constraint, the two groups being more similar in functional genes than expected from baseline drift (rare in practice). The Ka/Ks analogy is structurally similar but mathematically non-equivalent. Key differences: (1) Ka/Ks operates on sequence alignments with explicit codon models, while CKI operates on continuous expression vectors; (2) the neutral reference in Ka/Ks has a mechanistic basis in the genetic code (synonymous changes are assumed neutral), whereas HK genes in CKI are empirically defined; (3) Ka/Ks uses explicit evolutionary models (e.g., PAML), while CKI uses empirical permutation inference.</w:t>
+        <w:t>ω = k_f/k_n. Interpretation is anchored in the empirical ω distribution within each dataset rather than in fixed ratio cut-offs: values close to the equivalent-population calibration baseline are consistent with baseline expectation, with no evidence of functional reprogramming; values far above the baseline indicate functional divergence exceeding baseline drift, i.e. evidence of functional transcriptional reprogramming beyond baseline; values far below the baseline indicate functional constraint, the two groups being more similar in functional genes than expected from baseline drift (rare in practice). The Ka/Ks analogy is structurally similar but mathematically non-equivalent, and the correspondence is threefold: synonymous-site divergence (Ks) corresponds to HK-gene divergence (k_n), nonsynonymous divergence (Ka) to functional-gene divergence (k_f), and a species pair to the two cell populations compared (main-text Discussion), with a constrained rather than neutral reference class; completing the McDonald–Kreitman-style contrast, the split-half calibration baseline (within-population ω ≈ 7.70) stands in for the polymorphism class, so ω_cal = ω/7.70 parallels the reciprocal of the neutrality index (the α-direction of the McDonald–Kreitman contrast) and inherits its caveats; the split-half denominator measures within-population sampling and technical variability rather than standing between-individual variation, so it is a lower bound on the polymorphism class and ω_cal is biased upward accordingly. The inversion is structural rather than incidental: in Ka/Ks the denominator (Ks) is a putatively neutral standard, whereas the HK anchor is itself the most strongly constrained expression class—as if synonymous sites were selected along one lineage, where dN/dS loses its interpretation. The TCGA pan-cancer reversal, in which the denominator shifts 1.3–3.3-fold with disease state, is the empirical demonstration of that failure mode; the per-class split-half baselines (a 1.65-fold spread) are the analogue of dS varying across lineages, handled in molecular evolution by branch models and here by per-class calibration. Sensitivity analysis with alternative low-variance gene sets (r &gt; 0.95) partially mitigates the empirical-definition concern; CKI also lacks a formal phylogenetic framework (e.g., Ornstein-Uhlenbeck models). Key differences: (1) Ka/Ks operates on sequence alignments with explicit codon models, while CKI operates on continuous expression vectors; (2) the neutral reference in Ka/Ks has a mechanistic basis in the genetic code (synonymous changes are assumed neutral), whereas HK genes in CKI are empirically defined; (3) Ka/Ks uses explicit evolutionary models (e.g., PAML), while CKI uses empirical permutation inference; (4) Ka/Ks counts all nonsynonymous sites, whereas the k_f numerator is computed on a per-pair top-200 selection of the most diverged genes—an ascertainment asymmetry on the Ka side (in MK terms, counting only the amino-acid sites already known to differ), quantified by the circularity analyses (median inflation 1.61×; leave-pair-out ρ = 0.92–0.94; ω as upper bound; Supplementary Note 7) and handled statistically by the gene-reselecting permutation nulls.</w:t>
       </w:r>
     </w:p>
     <w:p>
@@ -654,7 +676,7 @@
           <w:color w:val="000000"/>
           <w:sz w:val="22"/>
         </w:rPr>
-        <w:t>Raw count matrices X (cells x genes) are preprocessed as follows: (1) Library size normalization: X_norm = 10,000 * (X/colSums(X)); (2) log1p transformation: X_log = log1p(X_norm), stabilizing variance and reducing the influence of high-expression outliers; (3) Pseudobulk: mu = column-wise mean of X_log for all cells with the same cell type annotation, with a minimum of 10 cells per group. For TCGA bulk RNA-seq data, TPM normalization is used instead: TPM values from UCSC Xena, followed by log2(TPM + 1) transformation. No pseudobulk step is needed as each sample is already a bulk expression profile.</w:t>
+        <w:t>Raw count matrices X (cells x genes) are preprocessed as follows: (1) Library size normalization: X_norm = 10,000 * (X/colSums(X)); (2) log1p transformation: X_log = log1p(X_norm), stabilizing variance and reducing the influence of high-expression outliers; (3) Pseudobulk: mu = column-wise mean of X_log for all cells with the same cell type annotation, with a minimum of 20 cells per group. For TCGA bulk RNA-seq data, TPM normalization is used instead: TPM values from UCSC Xena, followed by log2(TPM + 1) transformation. No pseudobulk step is needed as each sample is already a bulk expression profile.</w:t>
       </w:r>
     </w:p>
     <w:p>
@@ -1124,7 +1146,7 @@
           <w:color w:val="000000"/>
           <w:sz w:val="22"/>
         </w:rPr>
-        <w:t>The following statistical tests were used in this study: Mann-Whitney U test (two-sided) for independent comparisons between two groups; Kruskal-Wallis test for multi-group comparisons (e.g., BRCA PAM50 subtypes); Jonckheere-Terpstra trend test for ordered categorical variables (e.g., LIHC Edmondson grade); Spearman rank correlation for correlations between metrics; Permutation test (B=1,000) for CKI ω significance inference; ROC-AUC for cell type classification performance assessment.</w:t>
+        <w:t>The following statistical tests were used in this study: Mann-Whitney U test (two-sided) for independent comparisons between two groups; Kruskal-Wallis test for multi-group comparisons (e.g., BRCA PAM50 subtypes); Jonckheere-Terpstra trend test for ordered categorical variables (e.g., LIHC Edmondson grade); Spearman rank correlation for correlations between metrics; Permutation test (B=1,000) for CKI ω significance inference; ROC-AUC for benchmark performance assessment (parameter sweep and functional-change detection).</w:t>
       </w:r>
     </w:p>
     <w:p>
@@ -1344,7 +1366,18 @@
           <w:color w:val="000000"/>
           <w:sz w:val="22"/>
         </w:rPr>
-        <w:t>The equivalent-population calibration of Supplementary Note 3 was re-run with 50 independent random split-halves per control population (the same six FACS control populations as the original calibration: liver hepatocyte, heart endothelial, spleen B cell, marrow B cell, heart fibroblast, marrow neutrophil; 300 split-half ω values; identical QC, normalization, and k_n/k_f definitions; script notebooks/87_mouse_splithalf_v44.py; outputs results/mouse_splithalf_v44.csv and results/mouse_splithalf_v44_summary.json; seed 42). The replicate baseline stabilizes at mean ω = 7.70 (SD of replicate means 1.15, pooled SD 3.63; 95% CI [7.37, 8.02] by t-interval, [7.38, 8.02] by bootstrap with B = 10,000), superseding the legacy single-split estimate 6.67 [4.24, 9.24]. The legacy point estimate lies inside the overlap of the two CIs; the difference is single-split sampling noise dominated by the hepatocyte population (per-population SD ≈ 6.0). Per-population means (50 splits each): hepatocyte 12.44 ± 5.98, marrow B cell 7.36 ± 1.39, heart endothelial 7.23 ± 1.59, heart fibroblast 7.00 ± 1.73, spleen B cell 6.38 ± 0.93, marrow neutrophil 5.77 ± 2.67. The calibration constant used throughout this revision is therefore 7.70 [7.37, 8.02]; qualitative calibrated-ω conclusions are unchanged (e.g., brain grand mean 38.5 → ω_cal ≈ 5.0–5.8 under either baseline).</w:t>
+        <w:t>The equivalent-population calibration of Supplementary Note 3 was re-run with 50 independent random split-halves per control population (the same six FACS control populations as the original calibration: liver hepatocyte, heart endothelial, spleen B cell, marrow B cell, heart fibroblast, marrow neutrophil; 300 split-half ω values; identical QC, normalization, and k_n/k_f definitions; script notebooks/87_mouse_splithalf_v44.py; outputs results/mouse_splithalf_v44.csv and results/mouse_splithalf_v44_summary.json; seed 42). The replicate baseline stabilizes at mean ω = 7.70 (SD of replicate means 1.15, pooled SD 3.63). Because the 300 split-half values are nested within only six populations, intervals treating them as independent ([7.37, 8.02] by t-interval, [7.38, 8.02] by bootstrap with B = 10,000) are pseudo-replicated and anti-conservative; the preferred interval is a two-stage bootstrap (B = 5,000, seed 42) that resamples the six populations first and the 50 split-half values within each drawn population second: 95% CI [6.38, 9.82] (six-population-mean t-interval [5.18, 10.21]; leave-one-population-out range 6.75–8.08), superseding both the pseudo-replicated intervals and the legacy single-split estimate 6.67 [4.24, 9.24]. Per-population means (50 splits each): hepatocyte 12.44 ± 5.98, marrow B cell 7.36 ± 1.39, heart endothelial 7.23 ± 1.59, heart fibroblast 7.00 ± 1.73, spleen B cell 6.38 ± 0.93, marrow neutrophil 5.77 ± 2.67. The calibration constant used throughout this revision is therefore 7.70 [6.38, 9.82]; qualitative calibrated-ω conclusions are unchanged (e.g., brain grand mean 38.5 → ω_cal ≈ 5.0–5.8 under either baseline), but the widened interval (±21% relative half-width) limits ω_cal to roughly one decimal of resolution: ω_cal = 1 is induced by any baseline in [6.38, 9.82] dividing 7.70, so ω_cal differences below ~0.1–0.2 are not meaningful.</w:t>
+      </w:r>
+    </w:p>
+    <w:p>
+      <w:r>
+        <w:rPr>
+          <w:rFonts w:ascii="Arial" w:hAnsi="Arial"/>
+          <w:b w:val="0"/>
+          <w:color w:val="000000"/>
+          <w:sz w:val="22"/>
+        </w:rPr>
+        <w:t>Leave-one-population-out sensitivity. Removing each control population in turn moves the 50-split baseline within 6.75–8.08 (median-of-population-means 7.12); removing hepatocyte lowers it to 6.75 (−12.3%). All ratio statements are baseline-invariant, but absolute ω_cal magnitudes shift by up to 14% under the outlier-free baseline (Bergmann glia ω_cal 1.76 → 2.01; astrocytes 10.75 → 12.26).</w:t>
       </w:r>
     </w:p>
     <w:p>
@@ -1443,7 +1476,7 @@
           <w:color w:val="000000"/>
           <w:sz w:val="22"/>
         </w:rPr>
-        <w:t>Kang batch 1 (technical replicates). ω was fully calibrated: no pair exceeded its own null 95th percentile (0 of 30, Wilson 95% CI [0.000, 0.114]), with a median calibration ratio of 0.963 (IQR [0.918, 0.998]); k_f alone was equally calibrated (0 of 30). Raw JS misreported 11 of 30 pairs (36.7%, CI [0.219, 0.545]) and cosine distance 7 of 30 (23.3%, CI [0.118, 0.409]) as divergence; k_n alone fired once (1 of 30). The per-metric values are given in Supplementary Table 9; the replication is shown in main-text Fig. 4d.</w:t>
+        <w:t>Kang batch 1 (technical replicates). ω was fully calibrated: no pair exceeded its own null 95th percentile (0 of 30, Wilson 95% CI [0.000, 0.114]), with a median calibration ratio of 0.963 (IQR [0.918, 0.998]); k_f alone was equally calibrated (0 of 30). Raw JS misreported 11 of 30 pairs (36.7%, CI [0.219, 0.545]) and cosine distance 7 of 30 (23.3%, CI [0.118, 0.409]) as divergence; k_n alone fired once (1 of 30). The per-metric values are given in Supplementary Table 9; the replication is shown in main-text Fig. 3d.</w:t>
       </w:r>
     </w:p>
     <w:p>
@@ -1454,7 +1487,7 @@
           <w:color w:val="000000"/>
           <w:sz w:val="22"/>
         </w:rPr>
-        <w:t>Brain drift ladder. On T1 (pure technical drift), ω had the lowest misreporting rate among the continuous divergence metrics (FPR 28.6%, versus 45.2% for raw JS, 44.1% for cosine, 40.6% for Spearman, 37.6% for k_f, and 35.7% for k_n), and ω was below raw JS in 10 of 10 cell classes (below cosine in 9 of 10, below Spearman in 8 of 10; per-class raw-JS-to-ω FPR ratios 1.2-2.3). Marker Jaccard distance was lower still (T1 FPR 19.9%, below ω in 10 of 10 cell classes): judged on the false-positive statistic alone, it separates the tiers at least as well as ω (T3−T1 FPR gap 0.60 versus 0.56; T3/T1 ratio 4.0 versus 3.0), so the misreporting claim for ω is restricted to the continuous divergence metrics. At T2 (donor drift), all metrics fired on most pairs - donor differences contain real biology - and ω again misreported least among the continuous divergence metrics (90.9% versus 98.4% for raw JS and 98.7% for k_f; marker Jaccard was again lower at 74.7%; calibration 1.76 versus 3.32 and 3.22). At T3 (regional biology, positive control), every metric rose (ω calibration 1.80; raw JS 2.98), so sensitivity to genuine divergence is preserved; across the ladder the ω calibration gradient is the shallowest of all metrics (1.04 → 1.76 → 1.80, versus 1.07 → 3.32 → 2.98 for raw JS). The advantage of ω over marker Jaccard lies elsewhere: Jaccard responds weakest to genuine regional divergence (T3 calibration 1.41 versus 1.80 for ω and 2.98 for raw JS), so its apparent specificity is purchased with the weakest sensitivity to real signal, and as a single set-overlap statistic it offers no k_n/k_f decomposition. Per-tier values for all seven metrics are given in Supplementary Table 10; main-text Fig. 4b,c.</w:t>
+        <w:t>Brain drift ladder. On T1 (pure technical drift), ω had the lowest misreporting rate among the continuous divergence metrics (FPR 28.6%, versus 45.2% for raw JS, 44.1% for cosine, 40.6% for Spearman, 37.6% for k_f, and 35.7% for k_n), and ω was below raw JS in 10 of 10 cell classes (below cosine in 9 of 10, below Spearman in 8 of 10; per-class raw-JS-to-ω FPR ratios 1.2-2.3). Marker Jaccard distance was lower still (T1 FPR 19.9%, below ω in 10 of 10 cell classes): judged on the false-positive statistic alone, it separates the tiers at least as well as ω (T3−T1 FPR gap 0.60 versus 0.56; T3/T1 ratio 4.0 versus 3.0), so the misreporting claim for ω is restricted to the continuous divergence metrics. At T2 (donor drift), all metrics fired on most pairs - donor differences contain real biology - and ω again misreported least among the continuous divergence metrics (90.9% versus 98.4% for raw JS and 98.7% for k_f; marker Jaccard was again lower at 74.7%; calibration 1.76 versus 3.32 and 3.22). At T3 (regional biology, positive control), every metric rose (ω calibration 1.80; raw JS 2.98), so sensitivity to genuine divergence is preserved; across the ladder the ω calibration gradient is the shallowest of all metrics (1.04 → 1.76 → 1.80, versus 1.07 → 3.32 → 2.98 for raw JS). The advantage of ω over marker Jaccard lies elsewhere: Jaccard responds weakest to genuine regional divergence (T3 calibration 1.41 versus 1.80 for ω and 2.98 for raw JS), so its apparent specificity is purchased with the weakest sensitivity to real signal, and as a single set-overlap statistic it offers no k_n/k_f decomposition. Per-tier values for all seven metrics are given in Supplementary Table 10; main-text Fig. 3b,c.</w:t>
       </w:r>
     </w:p>
     <w:p>
@@ -1487,7 +1520,7 @@
           <w:color w:val="000000"/>
           <w:sz w:val="22"/>
         </w:rPr>
-        <w:t>Purpose and design. The main-text TCGA analysis (Results: A pan-cancer map of tissue-level divergence in tumors; Methods: Per-sample divergence and group statistics) ranks cancer types by the NN/TT ratio of mean ω, stratifies LUAD tumors by driver mutation, and tests survival association in LIHC. This section reports the full group statistics behind those claims (Supplementary Tables 11–17). Per-tumor statistics are the mean of ω, k_f, and k_n over all pairs in the linear-normalization pair table (35,306 pairs; authoritative file: results/tcga_linear_norm_v44_all_pairs.csv) in which a sample participates; per-sample values are not archived as a separate file and are rebuilt from that pair table plus the cBioPortal mutation labels by notebooks/nc49_tcga_main.py (Reproducibility Guide, Section 5.10c). Group-level ratios carry sample-level cluster bootstrap 95% CIs (B = 1,000; seed 42; tumor and normal samples resampled with replacement independently, each pair reweighted by the product of its endpoint resampling weights). LUAD driver groups (61 EGFR, 120 KRAS, 311 wild-type; 2 double mutants excluded) were tested with Kruskal-Wallis followed by Dunn post-hoc tests with Holm correction (manual implementation, tie-corrected rank variances); group mean differences carry within-group bootstrap 95% CIs (B = 1,000). The LIHC survival analysis used Cox proportional-hazards regression (statsmodels PHReg) with per-tumor ω standardized to unit SD (hazard ratios per SD), adjusted for AJCC stage (I-IV), Edmondson grade (G1-G4), age, and sex (listwise deletion of missing covariates), with k_f-only, k_n-only, and tumor-normal-ω exposures as sensitivity models (Supplementary Table 14). Covariate sensitivity used the official ESTIMATE stromal (141) and immune (141) gene sets (rank-based single-sample enrichment; combined stromal-plus-immune score, monotonically equivalent to published ESTIMATE purity) and cBioPortal patient-level LUAD clinical data (study luad_tcga; smoking status 508, pack-years 356, sex 522 patients; 427 of 492 tumors with known smoking status, 87%). Scripts: notebooks/nc49_tcga_main.py (seed 42), notebooks/nc49_pilot_lihc_cox.py, notebooks/nc49_tcga_purity.py, notebooks/nc49_tcga_luad_smoking.py, notebooks/nc49_tcga_kf_composition.py; outputs: results/nc49_tcga_pancancer.csv, results/nc49_tcga_luad_mutation.csv, results/nc49_pilot_lihc_cox.csv, results/nc49_tcga_purity.csv, results/nc49_tcga_admix_scores.csv, results/nc49_tcga_luad_smoking.csv, results/nc49_tcga_kf_composition.csv.</w:t>
+        <w:t>Purpose and design. The main-text TCGA analysis (Results: A pan-cancer map of tissue-level divergence in tumors; Methods: Per-sample divergence and group statistics) ranks cancer types by the NN/TT ratio of mean ω, stratifies LUAD tumors by driver mutation, and tests survival association in LIHC. This section reports the full group statistics behind those claims (Supplementary Tables 11–17). Per-tumor statistics are the mean of ω, k_f, and k_n over all pairs in the linear-normalization pair table (35,306 pairs; authoritative file: results/tcga_linear_norm_v44_all_pairs.csv) in which a sample participates; per-sample values are not archived as a separate file and are rebuilt from that pair table plus the cBioPortal mutation labels by notebooks/nc49_tcga_main.py (Reproducibility Guide, Section 5.10c). Group-level ratios carry sample-level cluster bootstrap 95% CIs (B = 1,000; seed 42; tumor and normal samples resampled with replacement independently, each pair reweighted by the product of its endpoint resampling weights). LUAD driver groups (61 EGFR, 120 KRAS, 311 wild-type (negative for both drivers); 2 double mutants excluded) were tested with Kruskal-Wallis followed by Dunn post-hoc tests with Holm correction (manual implementation, tie-corrected rank variances); group mean differences carry within-group bootstrap 95% CIs (B = 1,000). Because per-tumor ω averages overlapping (non-disjoint) pair sets, the group tests were additionally re-run as whole-tumor label-permutation tests (B = 10,000, seed 42): KW P = 0.0001; KRAS–WT P = 0.0001, KRAS–EGFR P = 0.003, EGFR–WT P = 0.21 — the published ordering and significance pattern is preserved (all permutation P-values are Monte-Carlo estimates at B = 10,000, resolution 10⁻⁴; the KRAS–EGFR P is 0.0034, whose final digit is not stable across random streams) (notebooks/93_luad_group_permutation_v49.py; output: results/nc49_tcga_luad_mutation_perm.csv). The KRAS contrast was also re-evaluated on the log-ω scale: adjusted KRAS/WT ratio 1.19, bootstrap 95% CI [1.12, 1.26], so the adjustment conclusion is scale-robust (notebooks/98_luad_logomega_sensitivity_v49.py; output: results/nc49_tcga_luad_logomega_sensitivity.csv). The LIHC survival analysis used Cox proportional-hazards regression (statsmodels PHReg) with per-tumor ω standardized to unit SD (hazard ratios per SD), adjusted for AJCC stage (I-IV), Edmondson grade (G1-G4), age, and sex (listwise deletion of missing covariates), with k_f-only, k_n-only, and tumor-normal-ω exposures as sensitivity models (Supplementary Table 14). An ex-CC refit excluding all 32 ILSBio cell-line tumours (n = 272 versus 304) leaves the null unchanged (ω HR/SD 1.08 [0.87, 1.35], P = 0.47, versus 1.07 [0.88, 1.31], P = 0.48 with all tumours; notebooks/nc49_lihc_cox_excc.py; output: results/nc49_lihc_cox_excc.csv). Covariate sensitivity used the official ESTIMATE stromal (141) and immune (141) gene sets (rank-based single-sample enrichment; combined stromal-plus-immune score, monotonically equivalent to published ESTIMATE purity) and cBioPortal patient-level LUAD clinical data (study luad_tcga; smoking status 508, pack-years 356, sex 522 patients; 427 of 492 tumors with known smoking status, 87%). Scripts: notebooks/nc49_tcga_main.py (seed 42), notebooks/nc49_pilot_lihc_cox.py, notebooks/nc49_tcga_purity.py, notebooks/nc49_tcga_luad_smoking.py, notebooks/nc49_tcga_kf_composition.py; outputs: results/nc49_tcga_pancancer.csv, results/nc49_tcga_luad_mutation.csv, results/nc49_pilot_lihc_cox.csv, results/nc49_tcga_purity.csv, results/nc49_tcga_admix_scores.csv, results/nc49_tcga_luad_smoking.csv, results/nc49_tcga_kf_composition.csv.</w:t>
       </w:r>
     </w:p>
     <w:p>
@@ -1525,6 +1558,17 @@
     </w:p>
     <w:p>
       <w:r>
+        <w:rPr>
+          <w:rFonts w:ascii="Arial" w:hAnsi="Arial"/>
+          <w:b w:val="0"/>
+          <w:color w:val="000000"/>
+          <w:sz w:val="22"/>
+        </w:rPr>
+        <w:t>Additional driver-stratification controls (migrated from the main text in v50). The admixture-adjusted KRAS–wild-type differences were significant for both components (Δω +16.8, P = 4.0 × 10⁻⁶; Δk_f +0.012, P = 0.009; Δk_n −0.0004, P = 0.003; adjusted log-ω ratio 1.19, bootstrap 95% CI [1.12, 1.26]). KRAS-mutant tumors were strongly enriched for ever-smokers (94% versus 63% EGFR-mutant and 86% wild-type, χ² = 30.3, P = 2.7 × 10⁻⁷); smoking-adjusted contrasts remained significant (Δω +13.9, P = 5.9 × 10⁻⁴ smoking alone; +13.6, P = 3.3 × 10⁻⁴ with admixture; +13.3, P = 1.4 × 10⁻³ with smoking, age, and sex; smoking status covered 427 of 492 tumors, 87%). KRAS-mutant LUAD also differs from wild-type in TP53 co-mutation rate and histological subtype (invasive mucinous adenocarcinoma is KRAS-enriched); neither was adjusted for. Excluding the 32 cell-line-derived (CC) LIHC samples leaves the LIHC null result and the high-purity-half analysis unchanged (NN/TT 1.11 [0.93, 1.30]; TT k_n/NN k_n 1.34 [0.997, 1.880], which includes 1; high-purity-half 1.17 versus 1.19 excluding CC, 95% CI [1.01, 1.44]); the full barcode source-code audit is documented in the Reproducibility Guide (notebooks/94_cc_audit_sensitivity_v49.py).</w:t>
+      </w:r>
+    </w:p>
+    <w:p>
+      <w:r>
         <w:br w:type="page"/>
       </w:r>
     </w:p>
@@ -1599,7 +1643,7 @@
           <w:color w:val="000000"/>
           <w:sz w:val="22"/>
         </w:rPr>
-        <w:t>Data were obtained from the NCI Genomic Data Commons. Five cancer types were selected: LUAD (493 tumor + 76 normal), LUSC (534 + 58), LIHC (398 + 57), KIRC (750 + 82), BRCA (1,010 + 109), totaling n = 3,567 samples entering the pair-level analysis (29 expression-matrix samples were excluded for missing barcode matching or pair coverage). Normalization: TPM values from UCSC Xena, followed by log2(TPM + 1) transformation. For paired analysis, tumor-normal pairs were matched by patient barcode (TCGA-XX-XXXX format). Clinical metadata for stratified analyses were obtained from GDC (via the TCGAbiolinks R package) and the cBioPortal API.</w:t>
+        <w:t>Data were obtained from the NCI Genomic Data Commons. Five cancer types were selected: LUAD (493 tumor + 76 normal), LUSC (534 + 58), LIHC (398 + 57), KIRC (750 + 82), BRCA (1,010 + 109), totaling n = 3,567 samples entering the pair-level analysis (of the 3,596 expression-matrix samples, 3 do not appear in the assembled pair table, and 26 further samples appear only in tumor–normal pairs; the pair table spans 3,593 unique barcodes). Normalization: TPM values from UCSC Xena, followed by log2(TPM + 1) transformation. For paired analysis, tumor-normal pairs were matched by patient barcode (TCGA-XX-XXXX format). Clinical metadata for stratified analyses were obtained from GDC (via the TCGAbiolinks R package) and the cBioPortal API.</w:t>
       </w:r>
     </w:p>
     <w:p>
@@ -1737,6 +1781,17 @@
       </w:r>
     </w:p>
     <w:p>
+      <w:r>
+        <w:rPr>
+          <w:rFonts w:ascii="Arial" w:hAnsi="Arial"/>
+          <w:b w:val="0"/>
+          <w:color w:val="000000"/>
+          <w:sz w:val="22"/>
+        </w:rPr>
+        <w:t>Second-background detail (migrated from the main text in v51): the skin k_f selection floor is lower than marrow (median 0.011 versus 0.025); at δ = 1, ω detection was 0.91 versus 0.00 in marrow, and under the fourfold cell-count imbalance k_f retained higher power (0.98–1.00 versus 0.04–0.20).</w:t>
+      </w:r>
+    </w:p>
+    <w:p>
       <w:pPr>
         <w:pStyle w:val="Heading2"/>
       </w:pPr>
@@ -1782,7 +1837,7 @@
           <w:color w:val="000000"/>
           <w:sz w:val="22"/>
         </w:rPr>
-        <w:t>The theoretical baseline ω = 1 (k_f = k_n) is never observed in practice because identity-gene selection (per-pair top-200 DE genes or HVGs) systematically inflates k_f relative to k_n. Empirical calibration on split-half equivalent populations (mouse, 6 FACS control populations with 50 independent random split-halves each; 300 split-half ω values; Section 3.10) yielded a replicate-baseline mean ω = 7.70 (95% CI [7.37, 8.02], bootstrap B = 10,000 [7.38, 8.02]); the legacy single-split estimate 6.67 [4.24, 9.24] lies inside the overlap of the two CIs and is superseded. We introduce calibrated ω: omega_cal = omega_obs / 7.70, which rescales all values so that equivalent populations yield omega_cal ~ 1.0. Given the width of the baseline CI, calibrated values are reported with at most two significant figures and should be read as order-of-magnitude estimates rather than precise quantities. Under this mouse-derived calibration: mouse controls yield omega_cal = 1.0, the brain global mean becomes omega_cal ≈ 5 (raw 38.55; range 4.8–5.2 across the baseline CI), and the most divergent brain cell type (astrocytes) yields omega_cal ≈ 11 (raw 82.75). A scheme-matched split-half calibration performed inside the brain atlas itself (29 populations with at least 200 nuclei; B = 50 random splits per population) gave an internal baseline of 9.73 (95% bootstrap CI [9.03, 10.53]), approximately 1.3-fold higher than the mouse-derived factor, indicating that the mouse-derived calibration overstates omega_cal in the brain dataset. Under the brain-internal baseline, the brain global mean corresponds to omega_cal ≈ 4.0, the most divergent class to omega_cal ≈ 8.5, and the most constrained class (Bergmann glia) to omega_cal ≈ 1.4 (raw 13.56): the most regionally constrained class sits at, not above, the split-half expectation for equivalent brain populations, so the statement that all ten non-neuronal classes diverge beyond the split-half baseline holds only under the mouse-derived calibration and is not supported under brain-internal calibration. In Tabula Sapiens, the analogous scheme-matched internal baseline was 7.67 (95% bootstrap CI [7.39, 8.00]; 71 populations from the largest donor per group), which lies inside the updated mouse-derived CI [7.37, 8.02], so the mouse-derived calibration factor is transferable to the Tabula Sapiens dataset but not to the brain atlas, and omega_cal should be treated as a dataset-relative quantity rather than a universal constant. A single brain-wide baseline also averages over marked between-class heterogeneity: class-specific split-half baselines derived from the same 29 split-half populations range from 7.58 (microglia) to 12.52 (committed oligodendrocyte precursor), a 1.65-fold spread, and the split-half k_f floor itself varies roughly 40-fold across classes (from 0.0001 in oligodendrocytes to 0.020 in committed oligodendrocyte precursors), so the equivalent-population expectation is a class-specific quantity in both components rather than a single atlas-wide constant; each class baseline rests on only 2-3 split-half populations (50 splits per population), so the calibrated levels carry non-trivial denominator uncertainty (two-stage 95% CIs span, for example, [8.25, 10.32] for astrocytes and [8.71, 9.47] for Bergmann glia, the latter from only 2 populations). Under per-class baselines the astrocyte-to-Bergmann-glia gradient is 5.99 (95% CI [4.12, 9.18] under a joint region-clustered bootstrap that resamples region pairs and split-half populations together, propagating both sources of calibration uncertainty; the narrower i.i.d.-numerator CI [4.86, 7.42] ignores within-region correlation and is anti-conservative), essentially unchanged from the raw 6.10 because the two classes’ own baselines nearly coincide (9.26 vs 9.08), while the calibrated levels compress: astrocytes yield omega_cal = 8.9 (95% CI [7.8, 10.2]) and Bergmann glia omega_cal = 1.49 (joint 95% CI [0.99, 2.12], which no longer excludes 1). Bergmann glia is therefore borderline against its own class baseline (region-clustered CI [8.49, 19.52] versus baseline 9.08; the class contributes only 7 regions, so the interval’s lower edge is itself sensitive to bootstrap resampling): under per-class baselines 9 of 10 classes have region-clustered class-mean CIs excluding their own baselines (versus 9 of 10 under the single brain-wide baseline and 10 of 10 under the mouse-derived factor), and under the joint region-clustered bootstrap of the calibrated ratio (notebooks/81_perclass_uncertainty.py, B = 5,000) 9 of 10 classes have joint 95% CIs excluding 1, with Bergmann glia the borderline exception under both internal calibrations; its excess is small (+49%) and rests on only 21 pairs across 7 intra-cerebellar regions, so we read it as "at, or marginally above, its own expectation" rather than clear divergence. Because a shared calibration constant cancels in any ratio of class means, external calibration changes the levels (astrocytes 10.75 under mouse-derived versus 8.51 under brain-internal) but not the gradient ratio; only class-specific baselines move the ratio, and then only slightly. We therefore recommend per-class split-half calibration whenever within-dataset class contrasts are the target, and treat omega_cal as dataset- and class-relative throughout. The calibrate_omega() function is available in the CKI package (cki.calibrate_omega). Both raw and calibrated ω values are reported in all key results. (Supplementary Fig. 2.)</w:t>
+        <w:t>The theoretical baseline ω = 1 (k_f = k_n) is never observed in practice because identity-gene selection (per-pair top-200 DE genes or HVGs) systematically inflates k_f relative to k_n. Empirical calibration on split-half equivalent populations (mouse, 6 FACS control populations with 50 independent random split-halves each; 300 split-half ω values; Section 3.10) yielded a replicate-baseline mean ω = 7.70 (two-stage population-resampled bootstrap 95% CI [6.38, 9.82], B = 5,000; the 300-value intervals [7.37, 8.02]/[7.38, 8.02] are pseudo-replicated and superseded), and the legacy single-split estimate 6.67 [4.24, 9.24] lies inside the widened CI and is superseded. We introduce calibrated ω: omega_cal = omega_obs / 7.70, which rescales all values so that equivalent populations yield omega_cal ~ 1.0. Given the width of the baseline CI (±21% relative half-width), calibrated values carry roughly one significant figure of resolution and should be read as order-of-magnitude estimates rather than precise quantities. Under this mouse-derived calibration: mouse controls yield omega_cal = 1.0, the brain global mean becomes omega_cal ≈ 5 (raw 38.55; range 4.8–5.2 across the baseline CI), and the most divergent brain cell type (astrocytes) yields omega_cal ≈ 11 (raw 82.75). A scheme-matched split-half calibration performed inside the brain atlas itself (29 populations with at least 200 nuclei; B = 50 random splits per population) gave an internal baseline of 9.73 (95% bootstrap CI [9.03, 10.53]), approximately 1.3-fold higher than the mouse-derived factor, indicating that the mouse-derived calibration overstates omega_cal in the brain dataset. Under the brain-internal baseline, the brain global mean corresponds to omega_cal ≈ 4.0, the most divergent class to omega_cal ≈ 8.5, and the most constrained class (Bergmann glia) to omega_cal ≈ 1.4 (raw 13.56): the most regionally constrained class sits at, not above, the split-half expectation for equivalent brain populations, so the statement that all ten non-neuronal classes diverge beyond the split-half baseline holds only under the mouse-derived calibration and is not supported under brain-internal calibration. In Tabula Sapiens, the analogous scheme-matched internal baseline was 7.67 (95% bootstrap CI [7.39, 8.00]; 71 populations from the largest donor per group), which lies inside the updated mouse-derived CI [6.38, 9.82], so the mouse-derived calibration factor is transferable to the Tabula Sapiens dataset but not to the brain atlas, and omega_cal should be treated as a dataset-relative quantity rather than a universal constant. A single brain-wide baseline also averages over marked between-class heterogeneity: class-specific split-half baselines derived from the same 29 split-half populations range from 7.58 (microglia) to 12.52 (committed oligodendrocyte precursor), a 1.65-fold spread, and the split-half k_f floor itself varies roughly 40-fold across classes (from 0.0001 in oligodendrocytes to 0.020 in committed oligodendrocyte precursors), so the equivalent-population expectation is a class-specific quantity in both components rather than a single atlas-wide constant; each class baseline rests on only 2-3 split-half populations (50 splits per population), so the calibrated levels carry non-trivial denominator uncertainty (two-stage 95% CIs span, for example, [8.25, 10.32] for astrocytes and [8.71, 9.47] for Bergmann glia, the latter from only 2 populations). Under per-class baselines the astrocyte-to-Bergmann-glia gradient is 5.99 (95% CI [4.12, 9.18] under a joint region-clustered bootstrap that resamples region pairs and split-half populations together, propagating both sources of calibration uncertainty; the narrower i.i.d.-numerator CI [4.86, 7.42] ignores within-region correlation and is anti-conservative), essentially unchanged from the raw 6.10 because the two classes’ own baselines nearly coincide (9.26 vs 9.08), while the calibrated levels compress: astrocytes yield omega_cal = 8.9 (95% CI [7.8, 10.2]) and Bergmann glia omega_cal = 1.49 (joint 95% CI [0.99, 2.12], which no longer excludes 1). Bergmann glia is therefore borderline against its own class baseline (region-clustered CI [8.49, 19.52] versus baseline 9.08; the class contributes only 7 regions, so the interval’s lower edge is itself sensitive to bootstrap resampling): under per-class baselines 9 of 10 classes have region-clustered class-mean CIs excluding their own baselines (versus 9 of 10 under the single brain-wide baseline and 10 of 10 under the mouse-derived factor), and under the joint region-clustered bootstrap of the calibrated ratio (notebooks/81_perclass_uncertainty.py, B = 5,000) 9 of 10 classes have joint 95% CIs excluding 1, with Bergmann glia the borderline exception under both internal calibrations; its excess is small (+49%) and rests on only 21 pairs across 7 intra-cerebellar regions, so we read it as "at, or marginally above, its own expectation" rather than clear divergence. Because a shared calibration constant cancels in any ratio of class means, external calibration changes the levels (astrocytes 10.75 under mouse-derived versus 8.51 under brain-internal) but not the gradient ratio; only class-specific baselines move the ratio, and then only slightly. We therefore recommend per-class split-half calibration whenever within-dataset class contrasts are the target, and treat omega_cal as dataset- and class-relative throughout. The calibrate_omega() function is available in the CKI package (cki.calibrate_omega). Both raw and calibrated ω values are reported in all key results. (Supplementary Fig. 2.)</w:t>
       </w:r>
     </w:p>
     <w:p>
@@ -1898,6 +1953,17 @@
       </w:r>
     </w:p>
     <w:p>
+      <w:r>
+        <w:rPr>
+          <w:rFonts w:ascii="Arial" w:hAnsi="Arial"/>
+          <w:b w:val="0"/>
+          <w:color w:val="000000"/>
+          <w:sz w:val="22"/>
+        </w:rPr>
+        <w:t>Effect-scale detail (migrated from the main text in v51): median within-donor stimulated-versus-control ω exceeded median donor-versus-donor ω by 1.1–2.0-fold.</w:t>
+      </w:r>
+    </w:p>
+    <w:p>
       <w:pPr>
         <w:pStyle w:val="Heading2"/>
       </w:pPr>
@@ -1939,14 +2005,6 @@
       </w:r>
     </w:p>
     <w:p>
-      <w:pPr>
-        <w:pStyle w:val="Heading2"/>
-      </w:pPr>
-      <w:r>
-        <w:t>Supplementary Note 8: TCGA composition-contribution check for the NN/TT k_n reversal</w:t>
-      </w:r>
-    </w:p>
-    <w:p>
       <w:r>
         <w:rPr>
           <w:rFonts w:ascii="Arial" w:hAnsi="Arial"/>
@@ -1954,7 +2012,15 @@
           <w:color w:val="000000"/>
           <w:sz w:val="22"/>
         </w:rPr>
-        <w:t>The TCGA analysis reports that normal-normal (NN) pairs have systematically lower k_n than tumor-tumor (TT) pairs (median TT/NN ratio 2.2-3.7x across the five cancer types). Because bulk tumor samples differ in cellular composition, this reversal could in principle be a purity artifact. We therefore regenerated sample-labelled NN/TT pairs with the per-cancer pipeline of the main analysis (per-cancer gene loading and mean TPM ≥ 0.5 filtering, log2(TPM+1), HRT Atlas HK genes, top-200 abs-diff identity genes, kn_floor = 1 x 10^-4, seed 42; TT capped at 2,000 pairs per cancer type, all NN pairs; 25,306 pairs in total) and scored each sample for four lineage marker panels: immune (CD3D, CD3E, CD8A, GZMB, NKG7, MS4A1, CD79A), myeloid (CD68, CD163, LST1, FCGR3A, C1QA), stromal (COL1A1, COL1A2, DCN, LUM, FAP, VIM), and epithelial (EPCAM, KRT8, KRT18, KRT19), as the mean log2(TPM+1) over mapped panel genes, z-scored within each cancer type; the myeloid panel was added in a second revision because the initial three-panel check omitted myeloid markers despite myeloid infiltration being a known feature of tumors. The reversal replicates exactly (median TT/NN k_n ratio 2.18, 2.53, 2.18, 3.70, and 2.79 for LUAD, LUSC, LIHC, KIRC, and BRCA; all Mann-Whitney P &lt; 10^-90). Composition differences are real and directional: the median |Delta z| between pair members is 1.33-1.46-fold larger for TT than NN pairs across the original three panels (all P &lt; 10^-300), and with the myeloid panel included the overall four-panel |Delta z| is still 1.24-fold larger for TT pairs (median 0.834 vs 0.673; P = 9 x 10^-77); notably, the myeloid |Delta z| itself does not differ between TT and NN pairs (median 0.749 vs 0.747, ratio 1.003, P = 0.99), so myeloid composition shifts are not preferentially a tumor-pair phenomenon in these data. Within TT pairs, k_n correlates with the overall four-panel composition difference (Spearman rho = 0.23-0.52 per cancer type; pooled rho = 0.387, P &lt; 10^-300; three-panel pooled rho = 0.377). In OLS regressions of log k_n on pair type plus the composition deltas, the tumor-pair coefficient attenuation depends materially on the panel: the original three-panel model attenuated the coefficient by +5.7% pooled (95% CI [+2.7%, +8.7%]; per cancer type +2%, +4%, +39%, +23%, and −12%), whereas the four-panel model including the myeloid markers attenuates it by −0.5% pooled (95% CI [−3.2%, +2.6%]; median −0.4%), i.e., the pooled tumor-pair coefficient is essentially unchanged after composition adjustment. All regression uncertainty intervals are sample-level cluster bootstraps (B = 200): within each cancer type, tumor and normal samples are resampled with replacement, a pair is retained when both members are drawn, weighted by the product of the two members resampling multiplicities, and the weighted OLS is recomputed; this respects the dependence structure that each sample contributes to many pairs (the naive pair-level standard errors, which treat 25,306 pairs as independent, overstate precision and are not used for inference); at B = 200 resamples the Monte-Carlo error of an endpoint of the resampling distribution is roughly 1-2 percentage points, small relative to the reported interval widths, and the pooled [−3.2%, +2.6%] interval is interpreted only as excluding large pooled attenuation, not as a precise point estimate. Per-cancer four-panel attenuation is strongly heterogeneous: LUAD −2.3% (95% CI [−7.6%, +4.8%]), LUSC −9.7% ([−28.4%, +6.7%]), LIHC +33.5% ([+23.0%, +46.9%]), KIRC +19.6% ([+14.6%, +25.7%]), and BRCA −14.0% ([−23.2%, −5.7%]), so composition covariates absorb a substantial share of the tumor-pair coefficient in LIHC and KIRC but not in the other cancer types, and the pooled near-zero estimate masks this heterogeneity. Two caveats bound the interpretation. First, marker panels are noisy proxies for true cellular composition (classical measurement error attenuates the covariate coefficients), so these attenuation estimates are lower bounds on the true composition contribution; the pooled excess of tumor-pair k_n is not fully explained by a noisy marker-panel proxy, but neither can a marker-panel regression exclude composition as the driver. Second, the per-cancer heterogeneity itself (from −14% to +34%) argues against a single universal explanation. Plausible contributors to the residual include tumor-specific housekeeping-gene dysregulation and RNA-quality differences, and single-cell or deconvolution-based validation remains necessary. Scripts: notebooks/73_tcga_composition_check.py (three-panel) and notebooks/74_tcga_composition_v2.py (four-panel + cluster bootstrap); results: results/tcga_composition_check.{csv,txt}, results/tcga_composition_pairs.csv, and results/tcga_composition_v2.{csv,txt}.</w:t>
+        <w:t>Panel grand means and ranking robustness (migrated from the main text in v51): 38.55 reported, 26.5 leave-pair-out, 6.5 fixed, 5.3 unselected; the circular panel inflated k_f by a median 1.61-fold relative to leave-pair-out and by 6.1- and 7.3-fold relative to the fixed and unselected panels, and the multiplicative-residual ranking correlated at ρ = 0.86–0.88 across schemes.</w:t>
+      </w:r>
+    </w:p>
+    <w:p>
+      <w:pPr>
+        <w:pStyle w:val="Heading2"/>
+      </w:pPr>
+      <w:r>
+        <w:t>Supplementary Note 8: TCGA composition-contribution check for the NN/TT k_n reversal</w:t>
       </w:r>
     </w:p>
     <w:p>
@@ -1965,15 +2031,7 @@
           <w:color w:val="000000"/>
           <w:sz w:val="22"/>
         </w:rPr>
-        <w:t>Linear-normalization update. The composition check was re-run on the linear-normalization pair table of Section 1.7 (script notebooks/86_tcga_composition_linear_norm_v44.py, mirroring script 74 with the four marker panels and the sample-level cluster bootstrap, B = 200; outputs results/tcga_composition_v44.{csv,txt}). All conclusions are unchanged: pooled four-panel attenuation −0.8% (cluster-bootstrap median −1.2%, 95% CI [−4.1%, +2.6%]); per-cancer attenuation LIHC +37.1% [+27.1%, +51.5%], KIRC +18.3% [+13.9%, +23.4%], BRCA −16.2% [−25.5%, −7.5%], LUAD −1.6%, LUSC −11.1%; the within-TT correlation of k_n with the composition difference is Spearman ρ = 0.355 pooled (per-cancer 0.146–0.492). Composition covariates still absorb a substantial share of the tumor-pair coefficient in LIHC and KIRC but not in the other cancer types, and the pooled near-zero estimate still masks this heterogeneity.</w:t>
-      </w:r>
-    </w:p>
-    <w:p>
-      <w:pPr>
-        <w:pStyle w:val="Heading2"/>
-      </w:pPr>
-      <w:r>
-        <w:t>Supplementary Note 9: k_f-only Ordering Controls (Cross-Organ Ranking and TCGA Severity)</w:t>
+        <w:t>The TCGA analysis reports that normal-normal (NN) pairs have systematically lower k_n than tumor-tumor (TT) pairs (median TT/NN ratio 2.2-3.7x across the five cancer types). Because bulk tumor samples differ in cellular composition, this reversal could in principle be a purity artifact. We therefore regenerated sample-labelled NN/TT pairs with the per-cancer pipeline of the main analysis (per-cancer gene loading and mean TPM ≥ 0.5 filtering, log2(TPM+1), HRT Atlas HK genes, top-200 abs-diff identity genes, kn_floor = 1 x 10^-4, seed 42; TT capped at 2,000 pairs per cancer type, all NN pairs; 25,306 pairs in total) and scored each sample for four lineage marker panels: immune (CD3D, CD3E, CD8A, GZMB, NKG7, MS4A1, CD79A), myeloid (CD68, CD163, LST1, FCGR3A, C1QA), stromal (COL1A1, COL1A2, DCN, LUM, FAP, VIM), and epithelial (EPCAM, KRT8, KRT18, KRT19), as the mean log2(TPM+1) over mapped panel genes, z-scored within each cancer type; the myeloid panel was added in a second revision because the initial three-panel check omitted myeloid markers despite myeloid infiltration being a known feature of tumors. The reversal replicates exactly (median TT/NN k_n ratio 2.18, 2.53, 2.18, 3.70, and 2.79 for LUAD, LUSC, LIHC, KIRC, and BRCA on this composition-check pair set of 25,306 NN+TT pairs; on the main 35,306-pair linear table the corresponding medians are 2.60, 2.53, 2.08, 3.61, and 2.78—the difference is the pair set, not the estimator; all Mann-Whitney P &lt; 10^-90). Composition differences are real and directional: the median |Delta z| between pair members is 1.33-1.46-fold larger for TT than NN pairs across the original three panels (all P &lt; 10^-300), and with the myeloid panel included the overall four-panel |Delta z| is still 1.24-fold larger for TT pairs (median 0.834 vs 0.673; P = 9 x 10^-77); notably, the myeloid |Delta z| itself does not differ between TT and NN pairs (median 0.749 vs 0.747, ratio 1.003, P = 0.99), so myeloid composition shifts are not preferentially a tumor-pair phenomenon in these data. Within TT pairs, k_n correlates with the overall four-panel composition difference (Spearman rho = 0.23-0.52 per cancer type; pooled rho = 0.387, P &lt; 10^-300; three-panel pooled rho = 0.377). In OLS regressions of log k_n on pair type plus the composition deltas (softmax caliber; superseded by the linear-normalization update at the end of this note, the authoritative caliber for the regression and correlation estimates cited in the manuscript), the tumor-pair coefficient attenuation depends materially on the panel: the original three-panel model attenuated the coefficient by +5.7% pooled (95% CI [+2.7%, +8.7%]; per cancer type +2%, +4%, +39%, +23%, and −12%), whereas the four-panel model including the myeloid markers attenuates it by −0.5% pooled (95% CI [−3.2%, +2.6%]; median −0.4%), i.e., the pooled tumor-pair coefficient is essentially unchanged after composition adjustment. All regression uncertainty intervals are sample-level cluster bootstraps (B = 200): within each cancer type, tumor and normal samples are resampled with replacement, a pair is retained when both members are drawn, weighted by the product of the two members resampling multiplicities, and the weighted OLS is recomputed; this respects the dependence structure that each sample contributes to many pairs (the naive pair-level standard errors, which treat 25,306 pairs as independent, overstate precision and are not used for inference); at B = 200 resamples the Monte-Carlo error of an endpoint of the resampling distribution is roughly 1-2 percentage points, small relative to the reported interval widths, and the pooled [−3.2%, +2.6%] interval is interpreted only as excluding large pooled attenuation, not as a precise point estimate. Per-cancer four-panel attenuation is strongly heterogeneous: LUAD −2.3% (95% CI [−7.6%, +4.8%]), LUSC −9.7% ([−28.4%, +6.7%]), LIHC +33.5% ([+23.0%, +46.9%]), KIRC +19.6% ([+14.6%, +25.7%]), and BRCA −14.0% ([−23.2%, −5.7%]), so composition covariates absorb a substantial share of the tumor-pair coefficient in LIHC and KIRC but not in the other cancer types, and the pooled near-zero estimate masks this heterogeneity. Two caveats bound the interpretation. First, marker panels are noisy proxies for true cellular composition (classical measurement error attenuates the covariate coefficients), so these attenuation estimates are lower bounds on the true composition contribution; the pooled excess of tumor-pair k_n is not fully explained by a noisy marker-panel proxy, but neither can a marker-panel regression exclude composition as the driver. Second, the per-cancer heterogeneity itself (from −14% to +34%) argues against a single universal explanation. Plausible contributors to the residual include tumor-specific housekeeping-gene dysregulation and RNA-quality differences, and single-cell or deconvolution-based validation remains necessary. Scripts: notebooks/73_tcga_composition_check.py (three-panel) and notebooks/74_tcga_composition_v2.py (four-panel + cluster bootstrap); results: results/tcga_composition_check.{csv,txt}, results/tcga_composition_pairs.csv, and results/tcga_composition_v2.{csv,txt}.</w:t>
       </w:r>
     </w:p>
     <w:p>
@@ -1984,7 +2042,48 @@
           <w:color w:val="000000"/>
           <w:sz w:val="22"/>
         </w:rPr>
-        <w:t>Purpose. Two ordering claims in the manuscript rest on the ratio ω = k_f / k_n: the cross-organ conservation ranking of cell types (Table 2 / Fig. 5) and the TCGA clinical-severity gradients (Edmondson grade, PAM50, LUAD mutation strata). This note reports the control in which each ordering is recomputed using k_f alone (and k_n alone), with the identical pipeline otherwise, to separate functional-divergence signal from denominator effects.</w:t>
+        <w:t>Linear-normalization update (authoritative caliber). The composition check was re-run on the linear-normalization pair table of Section 1.7 (script notebooks/86_tcga_composition_linear_norm_v44.py, mirroring script 74 with the four marker panels and the sample-level cluster bootstrap; B was raised from 200 to 1,000 in this revision to match the manuscript-wide default; outputs results/tcga_composition_v44.{csv,txt}); the run reported here reflects the CC/RG barcode reassignment (32 ILSBio cell-line tumours moved from LUSC to LIHC by the TSS-code audit described in the Methods; the pre-reassignment run is archived as results/superseded/tcga_composition_v44_pre_cc_fix_rerun.{csv,txt}). All conclusions are unchanged: tumor–tumor pairs show larger composition differences than normal–normal pairs (median |Δz| 1.305-fold for the three-panel composite, P = 3.57 × 10⁻¹³⁷, and 1.216-fold with the myeloid panel included, P = 1.28 × 10⁻⁶⁶; the myeloid panel alone shows no tumour excess, ratio 0.989, P = 0.998); pooled four-panel attenuation −1.3% (cluster-bootstrap median −1.3%, 95% CI [−4.8%, +2.0%]); per-cancer attenuation LIHC +32.8% [+21.5%, +48.1%], KIRC +19.6% [+14.1%, +25.1%], BRCA −16.1% [−24.6%, −7.4%], LUAD −2.0% [−7.8%, +4.2%], LUSC −10.0% [−27.8%, +6.8%]; the within-TT correlation of k_n with the composition difference is Spearman ρ = 0.364 pooled (n = 10,000 pairs, P &lt; 10⁻³⁰⁰; per-cancer 0.196–0.513, each n = 2,000, all P ≤ 7.7 × 10⁻¹⁹; these correlation P-values treat pairs as independent and are reported as descriptive only, with the cluster bootstrap carrying the inferential weight). Composition covariates still absorb a substantial share of the tumor-pair coefficient in LIHC and KIRC but not in the other cancer types, and the pooled near-zero estimate still masks this heterogeneity. These linear-normalization estimates are the ones cited in the manuscript.</w:t>
+      </w:r>
+    </w:p>
+    <w:p>
+      <w:r>
+        <w:rPr>
+          <w:rFonts w:ascii="Arial" w:hAnsi="Arial"/>
+          <w:b w:val="0"/>
+          <w:color w:val="000000"/>
+          <w:sz w:val="22"/>
+        </w:rPr>
+        <w:t>Purity sensitivity detail (migrated from the main text in v51): high-purity-half comparisons increased the NN/TT ω ratio in all five cancer types (e.g. LUAD 2.46 → 2.86, NN/TT ω ratios, not k_n fold-changes); per-tumor k_n correlated negatively with admixture, r = −0.23 to −0.42 across the five cancer types (range restored to the SI in v51r2).</w:t>
+      </w:r>
+    </w:p>
+    <w:p>
+      <w:r>
+        <w:rPr>
+          <w:rFonts w:ascii="Arial" w:hAnsi="Arial"/>
+          <w:b w:val="0"/>
+          <w:color w:val="000000"/>
+          <w:sz w:val="22"/>
+        </w:rPr>
+        <w:t>GTEx healthy reference (v52). To separate tumor-specific housekeeping elevation from a field effect, GTEx V8 gene-level TPM (gtexportal.org; lung n = 288, liver n = 110, kidney cortex n = 28, breast n = 179 after QC and seed-42 subsampling to ≤ 300 per tissue) was processed with the identical k_n pipeline (HRT Atlas HK panel, linear (TPM+1)/Σ mapping, kn_floor = 1 × 10⁻⁴, seed 42; script notebooks/nc52_gtex_kn.py; results/nc52_gtex_kn_by_grouptype.csv). Median k_n by pair type: lung GTEx–GTEx 1.14 × 10⁻³ versus adjacent–adjacent 9.7 × 10⁻⁴ versus tumor–tumor 2.50 × 10⁻³; liver 1.98 × 10⁻³ / 1.92 × 10⁻³ / 3.98 × 10⁻³; breast 9.1 × 10⁻⁴ / 8.7 × 10⁻⁴ / 2.41 × 10⁻³—in all three organs the adjacent-normal baseline is at the healthy level (healthy/adjacent ≈ 1.0–1.2) while tumor is 2.0–2.7-fold higher (TT ≫ NN, P ≈ 0), so the elevation is tumor-specific rather than a field effect. Kidney is the exception: GTEx cortex k_n (2.38 × 10⁻³) ≈ tumor (2.60 × 10⁻³) ≫ adjacent (7.2 × 10⁻⁴), with only n = 28 and very high variance (GTEx kidney autolysis is documented), so no conclusion is drawn for KIRC. Cross-cohort GTEx–adjacent pairs show k_n elevated to tumor levels in every organ (P ≤ 1.4 × 10⁻²⁶), a cohort-level technical effect; mechanistic claims therefore rest on within-cohort orderings only.</w:t>
+      </w:r>
+    </w:p>
+    <w:p>
+      <w:pPr>
+        <w:pStyle w:val="Heading2"/>
+      </w:pPr>
+      <w:r>
+        <w:t>Supplementary Note 9: k_f-only Ordering Controls (Cross-Organ Ranking and TCGA Severity)</w:t>
+      </w:r>
+    </w:p>
+    <w:p>
+      <w:r>
+        <w:rPr>
+          <w:rFonts w:ascii="Arial" w:hAnsi="Arial"/>
+          <w:b w:val="0"/>
+          <w:color w:val="000000"/>
+          <w:sz w:val="22"/>
+        </w:rPr>
+        <w:t>Purpose. Two ordering claims in the manuscript rest on the ratio ω = k_f / k_n: the cross-organ conservation ranking of cell types (Table 1 / Fig. 5) and the TCGA clinical-severity gradients (Edmondson grade, PAM50, LUAD mutation strata). This note reports the control in which each ordering is recomputed using k_f alone (and k_n alone), with the identical pipeline otherwise, to separate functional-divergence signal from denominator effects.</w:t>
       </w:r>
     </w:p>
     <w:p>
@@ -2010,6 +2109,17 @@
       </w:r>
     </w:p>
     <w:p>
+      <w:r>
+        <w:rPr>
+          <w:rFonts w:ascii="Arial" w:hAnsi="Arial"/>
+          <w:b w:val="0"/>
+          <w:color w:val="000000"/>
+          <w:sz w:val="22"/>
+        </w:rPr>
+        <w:t>Same-organ decomposition values (migrated from the main text in v51): same-organ pairs have indistinguishable k_f (0.247 vs. 0.250, P = 0.60) but lower k_n (0.0130 vs. 0.0148, P = 3.0 × 10⁻¹⁶), contributing +0.176 on the log scale (factor 1.19).</w:t>
+      </w:r>
+    </w:p>
+    <w:p>
       <w:pPr>
         <w:pStyle w:val="Heading2"/>
       </w:pPr>
@@ -2047,7 +2157,29 @@
           <w:color w:val="000000"/>
           <w:sz w:val="22"/>
         </w:rPr>
-        <w:t>Equal-n downsampling. Downsampling every class to 4,118 nuclei (the smallest class; 20 replicates, proportional across regions, without replacement) abolishes the class-level k_n ordering (full versus equal-n Spearman ρ = −0.055, P = 0.88), confirming that the k_n ordering is essentially fully explained by class size, and attenuates the ω ordering (ρ = 0.370, P = 0.29). The astrocyte-to-Bergmann-glia gradient survives in direction: 6.10 (full data) → 1.74 ± 0.07 (mean ± SD over 20 replicates; 95% percentile interval [1.64, 1.84], which excludes 1.0). Roughly 70% of the full-data 6.10-fold magnitude therefore reflects class-size imbalance and is disclosed as such in the main text; the direction of the gradient is robust. The min-cells threshold sweep is given in Supplementary Table 19.</w:t>
+        <w:t>Equal-n downsampling. Downsampling every class to 4,118 nuclei (the smallest class; 20 replicates, proportional across regions, without replacement) abolishes the class-level k_n ordering (full versus equal-n Spearman ρ = −0.055, P = 0.88), confirming that the k_n ordering is essentially fully explained by class size, and attenuates the ω ordering (ρ = 0.370, P = 0.29). The astrocyte-to-Bergmann-glia gradient survives in direction: 6.10 (full data) → 1.74 ± 0.07 (mean ± SD over 20 replicates; 95% percentile interval [1.64, 1.84], which excludes 1.0). However, that interval propagates only cell-resampling noise at fixed donors; a donor-level cluster bootstrap (B = 1,000, seed 42; the four donors resampled with replacement, the full pipeline recomputed per resample) yields median 1.56 with 95% CI [0.80, 2.34] (12.6% of replicates below 1; leave-one-donor-out range [0.93, 1.76]; donor×region block bootstrap [0.76, 2.13]): with only four donors—and Bergmann glia present in three—the size-only equal-n gradient is not separable from donor composition, and it is therefore reported as a sensitivity analysis rather than a headline (main text). Roughly 70% of the full-data 6.10-fold magnitude therefore reflects class-size imbalance and is disclosed as such in the main text; the direction of the gradient is robust. The span-matched intra-cerebellar control (main text; 21 matched region pairs) decomposes the residual 3.68-fold gradient into k_f 1.39 and k_n 0.33 (ratios of class means; median paired k_f ratio 1.58), so a substantial share of the residual gradient is carried by the k_n denominator rather than the k_f numerator (results/nc49_brain_region_matched_summary.csv). The min-cells threshold sweep is given in Supplementary Table 19.</w:t>
+      </w:r>
+    </w:p>
+    <w:p>
+      <w:r>
+        <w:rPr>
+          <w:rFonts w:ascii="Arial" w:hAnsi="Arial"/>
+          <w:b w:val="0"/>
+          <w:color w:val="000000"/>
+          <w:sz w:val="22"/>
+        </w:rPr>
+        <w:t>Span-matched and equal-n decomposition controls (migrated from the main text in v50). Restricting astrocytes to the 21 intra-cerebellar region pairs that define Bergmann glia yields a span-matched gradient of 3.68 (ratio of class means; paired per-region-pair median 4.30, bootstrap 95% CI [3.40, 4.95]; notebooks/95_brain_region_matched_v49.py), so the gradient persists, at reduced magnitude, after size and span controls. Unlike the size-only control, the span-matched gradient is robust at the donor level: the same donor cluster bootstrap (B = 1,000, seed 42) gives a ratio-of-means gradient of 3.28 [1.67, 3.97] and a paired-median of 3.99 [2.56, 4.30], with every leave-one-donor-out replicate above 1 (notebooks/nc52_brain_donor_bootstrap.py). A combined span- and size-matched control (equal-n downsampling inside the 21 matched pairs, target 7,965 nuclei per class, 20 replicates) yields an observed gradient of 3.66 [3.60, 3.71] across cell-resampling replicates and a donor-level median of 3.28 [1.92, 3.78] (leave-one-donor-out 2.31–3.68, all above 1): this combined estimate is the main-text headline because it controls span and size simultaneously and remains significant under donor resampling (results/nc52_brain_combined_equaln_spanmatch.csv). Decomposing the equal-n residual: the astrocyte/Bergmann-glia k_f ratio is 2.09 (95% CI [2.02, 2.18]) under equal-n—essentially the full-data value (2.03)—whereas the k_n ratio reverses direction (equal-n 1.29, 95% CI [1.21, 1.41], astrocyte higher; full-data 0.31, Bergmann glia higher), so the Bergmann-glia k_n elevation in the full data is largely a class-size artefact (notebooks/96_brain_downsample_decomp_v49.py). Ordering controls: the k_f-only gradient is 4.1-fold and the k_n-only gradient 6.7-fold; the class-mean ordering is stable under an aggregate-first k_n estimator (Spearman ρ = 0.988, gradient 6.51-fold) but not under a single global k_n (ρ = 0.09).</w:t>
+      </w:r>
+    </w:p>
+    <w:p>
+      <w:r>
+        <w:rPr>
+          <w:rFonts w:ascii="Arial" w:hAnsi="Arial"/>
+          <w:b w:val="0"/>
+          <w:color w:val="000000"/>
+          <w:sz w:val="22"/>
+        </w:rPr>
+        <w:t>RNA-quality proxies (v52). The atlas metadata carries no PMI or RIN, so technical variation was proxied by mean detected genes, mean total UMI, and mitochondrial fraction per group. At the (class, library) level (4,906 pairs), per-pair regression of log10(k_n/k_f/ω) on the three proxies shows that mitochondrial fraction explains parts of k_n and k_f (R² 0.225→0.271 and 0.442→0.504 when added) but not of ω (0.300→0.308), and the T3 (cross-region) ω coefficient attenuates from 0.257 to 0.202 (−21%) but remains; at the (class, region) level, adjusting class means for the proxies leaves the endpoint gradient at 6.33 (depth/UMI) to 6.45 (adding mitochondrial fraction) versus 6.10 unadjusted. Technical variation capturable by depth, capture, and composition proxies therefore does not drive the gradient—the shared technical component cancels in the ratio, as designed; PMI-related RNA-degradation deformation cannot be excluded (scripts notebooks/nc52_brain_quality_regression.py, notebooks/nc52_brain_quality_mito.py).</w:t>
       </w:r>
     </w:p>
     <w:p>
@@ -2111,6 +2243,28 @@
       </w:r>
     </w:p>
     <w:p>
+      <w:r>
+        <w:rPr>
+          <w:rFonts w:ascii="Arial" w:hAnsi="Arial"/>
+          <w:b w:val="0"/>
+          <w:color w:val="000000"/>
+          <w:sz w:val="22"/>
+        </w:rPr>
+        <w:t>Donor-stratified null transparency. The per-class detail behind the manuscript statement that 3 of 10 classes survive the donor-stratified null is tabulated in results/nc49_donor_stratified_table.csv: for each class it lists the permutation P-value and BH q-value both with and without donor stratification, the number of shufflable libraries (libraries belonging to donors with more than one library; single-library donors are fixed by design), the per-donor library counts, and the exact probability that a random donor-stratified shuffle returns the identity assignment — the analytic floor on the attainable one-sided P-value, since the permutation engine retains identity draws as valid. That floor is negligible for every class (identity-permutation share at most 4.8 × 10⁻²³¹), so the nulls are not degenerate; the three surviving classes are astrocytes (stratified q = 0.005), oligodendrocyte precursors (0.005), and committed oligodendrocyte precursors (0.043). One class moves against the conservative direction: ependymal cells obtain a smaller P under the donor-stratified null than under the free null (0.021 versus 0.058), because the within-donor shuffle space differs in composition from the unrestricted one (the two nulls are not nested); its stratified BH q (0.052) nonetheless exceeds 0.05, so it is not counted among the survivors. Script: notebooks/97_donor_stratified_table_v49.py.</w:t>
+      </w:r>
+    </w:p>
+    <w:p>
+      <w:r>
+        <w:rPr>
+          <w:rFonts w:ascii="Arial" w:hAnsi="Arial"/>
+          <w:b w:val="0"/>
+          <w:color w:val="000000"/>
+          <w:sz w:val="22"/>
+        </w:rPr>
+        <w:t>Within-donor gradient values (migrated from the main text in v51): astrocytes remained the most divergent class (mean ω = 75.18 across 11,139 within-donor pairs, versus 82.75 pooled) and Bergmann glia the least (16.73), a 4.50-fold gradient.</w:t>
+      </w:r>
+    </w:p>
+    <w:p>
       <w:pPr>
         <w:pStyle w:val="Heading2"/>
       </w:pPr>
@@ -2130,14 +2284,6 @@
       </w:r>
     </w:p>
     <w:p>
-      <w:pPr>
-        <w:pStyle w:val="Heading2"/>
-      </w:pPr>
-      <w:r>
-        <w:t>Supplementary Note 14: Comparison with Augur Cell-Type Prioritization</w:t>
-      </w:r>
-    </w:p>
-    <w:p>
       <w:r>
         <w:rPr>
           <w:rFonts w:ascii="Arial" w:hAnsi="Arial"/>
@@ -2145,7 +2291,15 @@
           <w:color w:val="000000"/>
           <w:sz w:val="22"/>
         </w:rPr>
-        <w:t>Augur (Skinnider et al., Nat. Biotechnol. 2021; main-text ref. 56) prioritizes cell types by the predictability of a condition label from single-cell expression. We asked whether its class-level prioritization of the brain atlas (condition = brain region) agrees with CKI’s regional divergence ordering. Because the reference Python port augurpy is not distributed for Python 3.13, we used pyaugur 0.1.0, a pure-Python port of R Augur v1.0.3; the port’s own validation benchmark (shipped with the pyaugur package) reports Spearman ρ = 1.0 against the R reference implementation. A stratified sample of 33,036 nuclei (≤ 50 per class × region group; groups with ≥ 20 nuclei, regions with ≥ 50 total nuclei—identical filters to the CKI pipeline) was scored per class over its eligible regions with a random forest (100 trees; CP10k + log1p input). Two variants were run: (i) multiclass macro-OvR AUC (5 subsample seeds × 3-fold stratified CV; 15 AUC estimates per class); and (ii) the primary, confound-controlled binary one-vs-rest variant—for each eligible region r, r versus the class’s other eligible regions (20 versus 20 cells, 3 repeats × 3 folds), class score = mean AUC over regions—because eligible-region counts differ by class (6–107) and multiclass AUC is not comparable across different region sets.</w:t>
+        <w:t>Microglia composition null (migrated from the main text in v50). The microglial share-level enrichment among Strong candidates (16 of 39; raw share-level 2.30-fold, hypergeometric P = 6.0 × 10⁻⁴) does not survive the design-matched null: the Strong rule fires preferentially on low-ω classes, so 52.0 of the 148.3 null-rule candidates are microglial (observed 16, fold 0.31, P = 0.990), and the concentration does not survive the leave-pair-out panel.</w:t>
+      </w:r>
+    </w:p>
+    <w:p>
+      <w:pPr>
+        <w:pStyle w:val="Heading2"/>
+      </w:pPr>
+      <w:r>
+        <w:t>Supplementary Note 14: Comparison with Augur Cell-Type Prioritization</w:t>
       </w:r>
     </w:p>
     <w:p>
@@ -2156,7 +2310,18 @@
           <w:color w:val="000000"/>
           <w:sz w:val="22"/>
         </w:rPr>
-        <w:t>Under the primary binary OvR variant (n = 10 classes): Augur score versus class-mean ω Spearman ρ = +0.442 (P = 0.200); versus k_f ρ = +0.564 (P = 0.090); versus k_n ρ = −0.236 (P = 0.511)—moderate concordance, limited by the n = 10 power. Astrocytes, the top class by ω (82.75), rank third of ten by Augur OvR (AUC 0.703), and choroid plexus is high on both (OvR AUC 0.765, ω 37.76). The shared signal localizes to the HK-anchored numerator k_f rather than k_n, whose regional divergence is largely invisible to per-cell whole-transcriptome separability: the two methods are complementary rather than redundant. The multiclass variant is disclosed only as a sensitivity analysis because its AUC correlates with the number of eligible regions per class (ρ = −0.744, P = 0.014); it gives a weaker association (versus ω ρ = +0.127, P = 0.726). Scripts notebooks/91_augur_v45.py and notebooks/91b_augur_ovr_v45.py; report results/augur_comparison_v45_report.md.</w:t>
+        <w:t>Augur (Skinnider et al., Nat. Biotechnol. 2021; main-text ref. 37) prioritizes cell types by the predictability of a condition label from single-cell expression. We asked whether its class-level prioritization of the brain atlas (condition = brain region) agrees with CKI’s regional divergence ordering. Because the reference Python port augurpy is not distributed for Python 3.13, we used pyaugur 0.1.0, a pure-Python port of R Augur v1.0.3; the port’s own validation benchmark (shipped with the pyaugur package) reports Spearman ρ = 1.0 against the R reference implementation—we note that this is the port’s self-reported benchmark rather than an independent validation by us. A stratified sample of 33,036 nuclei (≤ 50 per class × region group; groups with ≥ 20 nuclei, regions with ≥ 50 total nuclei—identical filters to the CKI pipeline) was scored per class over its eligible regions with a random forest (100 trees; CP10k + log1p input). Two variants were run: (i) multiclass macro-OvR AUC (5 subsample seeds × 3-fold stratified CV; 15 AUC estimates per class); and (ii) a confound-controlled binary one-vs-rest variant—for each eligible region r, r versus the class’s other eligible regions (20 versus 20 cells, 3 repeats × 3 folds), class score = mean AUC over regions—because eligible-region counts differ by class (6–107) and multiclass AUC is not comparable across different region sets. The two variants were specified before comparing against CKI, and both are reported below.</w:t>
+      </w:r>
+    </w:p>
+    <w:p>
+      <w:r>
+        <w:rPr>
+          <w:rFonts w:ascii="Arial" w:hAnsi="Arial"/>
+          <w:b w:val="0"/>
+          <w:color w:val="000000"/>
+          <w:sz w:val="22"/>
+        </w:rPr>
+        <w:t>Under the confound-controlled binary one-vs-rest variant (n = 10 classes): Augur score versus class-mean ω Spearman ρ = +0.442 (P = 0.200); versus k_f ρ = +0.564 (P = 0.090); versus k_n ρ = −0.236 (P = 0.511)—moderate concordance, limited by the n = 10 power. Astrocytes, the top class by ω (82.75), rank third of ten by Augur OvR (AUC 0.703), and choroid plexus is high on both (OvR AUC 0.765, ω 37.76). The shared signal localizes to the HK-anchored numerator k_f rather than k_n, whose regional divergence is largely invisible to per-cell whole-transcriptome separability: this pattern is consistent with, but does not establish, a shared basis in HK-anchored divergence—the two methods are complementary rather than redundant. The multiclass variant is reported as a sensitivity analysis alongside the above because its AUC correlates with the number of eligible regions per class (ρ = −0.744, P = 0.014); it gives a weaker association (versus ω ρ = +0.127, P = 0.726). Scripts notebooks/91_augur_v45.py and notebooks/91b_augur_ovr_v45.py; report results/augur_comparison_v45_report.md.</w:t>
       </w:r>
     </w:p>
     <w:p>
@@ -2188,6 +2353,467 @@
         <w:pStyle w:val="Heading2"/>
       </w:pPr>
       <w:r>
+        <w:t>Supplementary Note 16: Human-Brain Sanity Check on the Microglia Supercluster</w:t>
+      </w:r>
+    </w:p>
+    <w:p>
+      <w:r>
+        <w:rPr>
+          <w:rFonts w:ascii="Arial" w:hAnsi="Arial"/>
+          <w:b w:val="0"/>
+          <w:color w:val="000000"/>
+          <w:sz w:val="22"/>
+        </w:rPr>
+        <w:t>This note reports a sanity check on data not used in any main-text analysis: the Microglia supercluster of the Human Brain Cell Atlas v1.0 (Siletti et al.; CZ CELLxGENE Discover, collection 283d65eb-dd53-496d-adb7-7570c7caa443; 91,838 nuclei, 58,232 genes), which carries two cell_type labels—microglial cell (88,494 nuclei) and central nervous system macrophage (CNS-Mφ; 3,344 nuclei)—across 4 donors, 598 samples, and 10 brain regions. Pseudobulks were computed per (cell_type × sample) group (≥ 20 cells; 563 eligible groups, 89,533 nuclei) with the Tabula Sapiens pipeline order (per-cell normalize_total(1e4) + log1p, then group means); k_n used the HRT Atlas v1.0 human HK genes (1,107 matched) and k_f the global seurat HVG 2,000 panel excluding HK (1,973 genes), with kn_floor = 1 × 10⁻⁴ and seed 42. The functional contrast comprised 35 sample-matched microglia-versus-CNS-Mφ pairs (within-sample, controlling donor, region, and batch); neutral contrasts comprised 20 random half-splits per cell type of the same (cell_type, sample) group (microglia halves ≥ 100 cells from 95 groups ≥ 200 cells; CNS-Mφ halves ≥ 50 cells from 4 groups ≥ 100 cells, within the recommended 50–200 cell operating window).</w:t>
+      </w:r>
+    </w:p>
+    <w:p>
+      <w:r>
+        <w:rPr>
+          <w:rFonts w:ascii="Arial" w:hAnsi="Arial"/>
+          <w:b w:val="0"/>
+          <w:color w:val="000000"/>
+          <w:sz w:val="22"/>
+        </w:rPr>
+        <w:t>CKI ω separated the functional contrast from the neutral baseline completely: ω = 21.83 ± 7.20 (functional) versus 1.30 ± 0.36 (neutral), Mann-Whitney P = 5.5 × 10⁻¹⁴, exact rank AUC = 1.00. The margin is carried by the functional component: k_f (0.064 ± 0.012 versus 0.0020 ± 0.0016, AUC = 1.00) separates perfectly, whereas k_n (0.0033 ± 0.0011 versus 0.0014 ± 0.0009) is only partially elevated (AUC = 0.89)—the decomposition-first reading argued throughout the manuscript. Standard metrics also separated the classes (raw JS, cosine, and marker Jaccard AUC = 1.00; Spearman 0.90), as expected for two genuinely distinct cell types; the validation value lies in ω tracking the functional contrast far above its own neutral baseline on an independent dataset. Note that this analysis uses the global-HVG scheme, not the per-pair top-200 hybrid scheme, so absolute ω values sit on a different scale from the 7.70-calibrated hybrid baseline and are compared internally only. Scripts: notebooks/nc50_brain_atlas_microglia.py and notebooks/nc50_fig_microglia.py; outputs: results/nc50_brain_atlas_microglia.csv and .txt. (Supplementary Fig. 14.)</w:t>
+      </w:r>
+    </w:p>
+    <w:p>
+      <w:r>
+        <w:br w:type="page"/>
+      </w:r>
+    </w:p>
+    <w:p>
+      <w:pPr>
+        <w:pStyle w:val="Heading2"/>
+      </w:pPr>
+      <w:r>
+        <w:t>Supplementary Methods</w:t>
+      </w:r>
+    </w:p>
+    <w:p>
+      <w:r>
+        <w:rPr>
+          <w:rFonts w:ascii="Arial" w:hAnsi="Arial"/>
+          <w:b w:val="0"/>
+          <w:color w:val="000000"/>
+          <w:sz w:val="22"/>
+        </w:rPr>
+        <w:t>Sections 5.1–5.14 collect, verbatim, the full procedural detail compressed out of the main-text Methods in v51. All parameter values, scripts, and output files are preserved; subsection numbering follows the main-text Methods order.</w:t>
+      </w:r>
+    </w:p>
+    <w:p>
+      <w:r>
+        <w:rPr>
+          <w:rFonts w:ascii="Arial" w:hAnsi="Arial"/>
+          <w:b/>
+          <w:color w:val="000000"/>
+          <w:sz w:val="22"/>
+        </w:rPr>
+        <w:t>5.1 CKI computation</w:t>
+      </w:r>
+    </w:p>
+    <w:p>
+      <w:r>
+        <w:rPr>
+          <w:rFonts w:ascii="Arial" w:hAnsi="Arial"/>
+          <w:b w:val="0"/>
+          <w:color w:val="000000"/>
+          <w:sz w:val="22"/>
+        </w:rPr>
+        <w:t>We normalize raw count matrices to 10,000 counts per cell and apply log1p transformation [42]. Pseudobulk vectors average expression across cells sharing the same cell-type annotation (at least 20 cells per entry (pseudobulk group); at least one donor/mouse contributing at least 10 cells). Housekeeping (HK) genes are loaded from the HRT Atlas v1.0 reference [13] (1,130 human-mouse conserved HK genes; mouse ortholog column for mouse datasets, human column for Tabula Sapiens, TCGA, and the brain atlas). The package also supports data-driven auto-detection (detect_housekeeping_genes(); combined detection-rate and CV criterion, use_reference = False), but all reported analyses use the pre-specified reference.</w:t>
+      </w:r>
+    </w:p>
+    <w:p>
+      <w:r>
+        <w:rPr>
+          <w:rFonts w:ascii="Arial" w:hAnsi="Arial"/>
+          <w:b w:val="0"/>
+          <w:color w:val="000000"/>
+          <w:sz w:val="22"/>
+        </w:rPr>
+        <w:t>For populations A and B with pseudobulk vectors ε_A and ε_B, each vector is normalized to a probability distribution before Jensen-Shannon (JS) divergence computation by a softmax over log-transformed values, which in count space is exactly the operation of adding a +1 pseudo-count followed by L1 normalization: p_i = (c_i + 1)/Σ_j(c_j + 1), where c denotes the pseudobulk count. The aggregation order differs across datasets and must be distinguished: the brain pipeline applies log1p after averaging counts, softmax(log1p(mean counts)), matching the count-space formula exactly, whereas the mouse (Tabula Muris pilot) and human (Tabula Sapiens) pipelines average per-cell log1p values and normalize afterwards, softmax(mean(log1p)). This difference plausibly contributes, alongside dataset scale and gene-selection effects, to the non-transferability of the dataset-specific calibration constants (Results). The package default from v0.5.x is the brain order, softmax(log1p(mean counts)), which matches the count-space formula exactly; the reverse order is retained only as a legacy option for reproducing the mouse and human pilots. Calibration constants are pipeline-internal and must not be transferred across pipelines: an ω calibrated under one aggregation order is not comparable to an ω computed under the other. A same-data quantification on the mouse pilot’s 15 comparisons (recomputing ω under both orders on identical cells) confirms the warning: the rank ordering is largely preserved (Spearman ρ = 0.78), but absolute values shift (median fold 0.96, up to 9.8-fold per comparison), and the split-control median baseline itself moves from 6.46 to 10.94 (results/nc49_agg_order_sensitivity.csv). Then k_n = JS(norm(ε_A[H]), norm(ε_B[H])), where H is the set of HK gene indices; k_f = JS(norm(ε_A[I]), norm(ε_B[I])), where I is the set of top-2,000 highly variable genes (HVGs; Seurat flavor) excluding HK genes; ω = k_f/k_n, with JS divergence [43] using the base-2 logarithm (range [0, 1]). To guard against division by near-zero k_n, the package exposes an optional denominator floor (kn_floor); the package default (kn_floor = 0) applies only a positivity guard, used by all reported single-cell analyses, so no reported single-cell ω was capped (minimum observed per-pair k_n: 1.1 × 10⁻⁴, mouse; 6.3 × 10⁻⁴, human; 9.2 × 10⁻⁵, brain; only 1 of 31,764 pairs had k_n below 1 × 10⁻⁴, and these values entered ω uncapped). The TCGA bulk analysis is the sole exception and applies kn_floor = 1 × 10⁻⁴, because pseudobulk averaging across millions of cells compresses HK gene variance and drives aggregate k_n toward zero (see Results). One property of this mapping must be made explicit for TCGA: applied to log2(TPM + 1) values, the softmax is mathematically equivalent to p_i ∝ (TPM + 1)^{1/ln 2}—an implicit power transformation of the counts that was not disclosed in earlier versions of this pipeline. We therefore recomputed every TCGA analysis with the linear normalization p_i = (TPM + 1)/Σ_j(TPM_j + 1): all qualitative conclusions were unchanged (the NN &gt; TT ω reversal preserved in 5 of 5 cancer types; kn_floor saturation 0; all severity-gradient directions preserved), with full side-by-side results in the Supplementary Information.</w:t>
+      </w:r>
+    </w:p>
+    <w:p>
+      <w:r>
+        <w:rPr>
+          <w:rFonts w:ascii="Arial" w:hAnsi="Arial"/>
+          <w:b w:val="0"/>
+          <w:color w:val="000000"/>
+          <w:sz w:val="22"/>
+        </w:rPr>
+        <w:t>A note on package parity: all hybrid-scheme analyses reported in this paper (mouse pilot, Tabula Sapiens, TCGA, brain atlas) select the k_f genes of each pair as the top-200 genes ranked by the absolute pseudobulk difference. The released package’s func_method = "pairwise_de" option instead runs a two-directional Wilcoxon test and yields a different gene set; the reported abs-diff scheme is provided exactly as func_method = "pairwise_absdiff" in package version 0.5.0. All ω values reported here were computed with the abs-diff scheme. The package’s permutation test (bootstrap_test()) reproduces the reported null by default: reselect_identity = True holds the HK set fixed while re-selecting the k_f set at every permutation under the same per-pair rule as the observed value; the legacy fixed-gene-set null remains available as reselect_identity = False and is anti-conservative relative to re-selection (cf. the TCGA fixed-panel caveat).</w:t>
+      </w:r>
+    </w:p>
+    <w:p>
+      <w:r>
+        <w:rPr>
+          <w:rFonts w:ascii="Arial" w:hAnsi="Arial"/>
+          <w:b w:val="0"/>
+          <w:color w:val="000000"/>
+          <w:sz w:val="22"/>
+        </w:rPr>
+        <w:t>Because k_n is computed on ~1,130 HK genes and k_f on 200–2,000 HVG genes, we verified that JS divergence is not systematically biased by gene set dimensionality. A simulation of 2,000 random Dirichlet distribution pairs across dimensions 50–5,000 showed mean JS divergence effectively constant (0.155–0.159, ratio = 1.001 between d = 1,130 and d = 2,000; Supplementary Fig. 13). The systematic inflation of k_f relative to k_n (ω = 7.70 for equivalent populations) therefore arises from HVG selection bias rather than dimensional mismatch; the calibrated omega (ω_cal = ω / 7.70) absorbs this bias into the empirical baseline, and the permutation null—constructed using the same gene sets—ensures internal consistency.</w:t>
+      </w:r>
+    </w:p>
+    <w:p>
+      <w:r>
+        <w:rPr>
+          <w:rFonts w:ascii="Arial" w:hAnsi="Arial"/>
+          <w:b/>
+          <w:color w:val="000000"/>
+          <w:sz w:val="22"/>
+        </w:rPr>
+        <w:t>5.2 Permutation testing</w:t>
+      </w:r>
+    </w:p>
+    <w:p>
+      <w:r>
+        <w:rPr>
+          <w:rFonts w:ascii="Arial" w:hAnsi="Arial"/>
+          <w:b w:val="0"/>
+          <w:color w:val="000000"/>
+          <w:sz w:val="22"/>
+        </w:rPr>
+        <w:t>Statistical significance was assessed with permutation tests whose exchangeability unit and gene-selection handling follow the structure of each dataset. For the mouse pilot, Tabula Sapiens, and TCGA per-cancer analyses, labels were permuted between groups (cell labels, or tumor/normal labels across bulk samples; B = 1,000); pseudobulks were recomputed after each permutation and ω recalculated under the same per-pair gene-selection procedure as the observed value, so the null incorporates the gene-selection step. The TCGA per-cancer permutation test additionally holds the identity gene set fixed across permutations (a global HVG panel selected once on the observed grouping); because this fixed-panel null can only deflate the null k_f relative to re-selection, it is anti-conservative, and the corresponding TCGA P-values (all P &gt; 0.9) should be read with this caveat. These P &gt; 0.9 values coexist with cluster-bootstrap CIs that exclude 1 in four of five cancer types, and the two are not contradictory: the permutation null tests exchangeability of tumor and normal labels at the aggregate level under a fixed identity panel—a test with essentially no power here, because aggregate k_n sits at the denominator floor in 3 of 5 cancer types—whereas the bootstrap CIs quantify the sampling uncertainty of the within-cancer NN/TT pairing structure. The aggregate-level permutation test is accordingly uninformative for the reversal claim, which rests on the pair-level cluster bootstrap. For the brain atlas, the authoritative null is the block-shuffle permutation described under “Multiplicative residual model” (10x libraries permuted across regions, per-pair genes re-selected at every permutation; B = 1,000). Empirical P-values use the one-sided upper-tail formula P = (count(ω_null ≥ ω_obs) + 1)/(B + 1), where the +1 pseudocount avoids P = 0; the brain per-pair screen instead uses the one-sided lower-tail formula (anomalously low ω), with the upper tail reported as a complementary summary. The one-sided default is appropriate because our hypothesis is directional: we test whether observed ω exceeds the null expectation, not whether it differs in either direction. Standardized effect size (SES = (ω_obs − mean(ω_null)) / sd(ω_null)) is reported as a non-parametric descriptive statistic complementing the permutation P-value, not a parametric test statistic such as Cohen’s d. Benjamini-Hochberg (BH) FDR correction [44] is applied within each dataset; larger-scale analyses are supplemented with non-parametric tests and descriptive statistics.</w:t>
+      </w:r>
+    </w:p>
+    <w:p>
+      <w:r>
+        <w:rPr>
+          <w:rFonts w:ascii="Arial" w:hAnsi="Arial"/>
+          <w:b/>
+          <w:color w:val="000000"/>
+          <w:sz w:val="22"/>
+        </w:rPr>
+        <w:t>5.3 Datasets: Tabula Muris, Tabula Sapiens, TCGA</w:t>
+      </w:r>
+    </w:p>
+    <w:p>
+      <w:r>
+        <w:rPr>
+          <w:rFonts w:ascii="Arial" w:hAnsi="Arial"/>
+          <w:b w:val="0"/>
+          <w:color w:val="000000"/>
+          <w:sz w:val="22"/>
+        </w:rPr>
+        <w:t>Tabula Muris FACS SmartSeq2 [8]: 15,057 cells, 22,308 genes, 6 organs (liver, kidney, spleen, lung, heart, bone marrow). Post-quality-control (QC): 38 cell-type entries (each with at least 20 cells and at least one mouse contributing at least 10 cells), yielding C(38, 2) = 703 analyzed pairs. Highly variable genes selected using scanpy [45] with flavor="seurat" [46,47] and n_top_genes=2,000.</w:t>
+      </w:r>
+    </w:p>
+    <w:p>
+      <w:r>
+        <w:rPr>
+          <w:rFonts w:ascii="Arial" w:hAnsi="Arial"/>
+          <w:b w:val="0"/>
+          <w:color w:val="000000"/>
+          <w:sz w:val="22"/>
+        </w:rPr>
+        <w:t>Tabula Sapiens v1.0 [9]: accessed via CZ CELLxGENE Discover [48]. Post-QC: 108,136 cells (6 h5ad files total), 51,852 genes, 102 cell-type entries across 6 organs. Of these, 99 entries passed the pairwise-analysis filters (at least 20 cells per entry and at least one donor with at least 10 cells; "unknown" annotations excluded), yielding C(99, 2) = 4,851 analyzed pairs. HK genes: HRT Atlas v1.0 reference (1,130 genes; human column).</w:t>
+      </w:r>
+    </w:p>
+    <w:p>
+      <w:r>
+        <w:rPr>
+          <w:rFonts w:ascii="Arial" w:hAnsi="Arial"/>
+          <w:b w:val="0"/>
+          <w:color w:val="000000"/>
+          <w:sz w:val="22"/>
+        </w:rPr>
+        <w:t>TCGA bulk RNA-seq [49]: five cancer types from NCI Genomic Data Commons, accessed via TCGAbiolinks [50] and cBioPortal [51] APIs. LUAD: 493 tumor + 76 normal; LUSC: 534 tumor + 58 normal; LIHC: 398 tumor + 57 normal; KIRC: 750 tumor + 82 normal; BRCA: 1010 tumor + 109 normal (3,567 samples entering the pair-level analysis: of the 3,596 expression-matrix samples, 3 do not appear in the assembled pair table, and 26 further samples appear only in tumor–normal pairs and never enter the tumor–tumor or normal–normal comparisons; the pair table itself spans 3,593 unique barcodes, the denominator of the barcode audit in Methods). TPM values from UCSC Xena; within each cancer type, genes with mean expression below 0.5 TPM were removed, and the retained values were log2(TPM + 1) transformed. BRCA PAM50 subtype assignments [52,53] were retrieved from cBioPortal (brca_tcga_pub study, PAM50_SUBTYPE clinical attribute; 522 samples with subtype calls). LIHC Edmondson grade [54]: from cBioPortal, 288 tumors. LUAD mutations: from cBioPortal, 492 samples (61 EGFR, 120 KRAS, 311 WT). Sample provenance followed the TCGA barcode sample-source code (positions 14–15): the 32 cell-line-derived LIHC samples (source code CC, ILSBio liver cancer lines) shipped in the LUSC matrix were assigned to LIHC following a barcode audit, and all counts above reflect this corrected assignment.</w:t>
+      </w:r>
+    </w:p>
+    <w:p>
+      <w:r>
+        <w:rPr>
+          <w:rFonts w:ascii="Arial" w:hAnsi="Arial"/>
+          <w:b/>
+          <w:color w:val="000000"/>
+          <w:sz w:val="22"/>
+        </w:rPr>
+        <w:t>5.4 Dataset: human brain atlas</w:t>
+      </w:r>
+    </w:p>
+    <w:p>
+      <w:r>
+        <w:rPr>
+          <w:rFonts w:ascii="Arial" w:hAnsi="Arial"/>
+          <w:b w:val="0"/>
+          <w:color w:val="000000"/>
+          <w:sz w:val="22"/>
+        </w:rPr>
+        <w:t>Human brain atlas [12]: Siletti et al. (2023) single-nucleus RNA-seq (v3.11) from CZ CELLxGENE Discover 48 (collection ID: 283d65eb-dd53-496d-adb7-7570c7caa443). We used the Nonneurons.h5ad dataset (888,263 nuclei, 59,480 genes, 108 brain regions), classified by supercluster_term annotation into 10 major non-neuronal classes; after filtering (≥ 20 nuclei per (region, cell_type) group, ≥ 50 per region), 886,808 nuclei contributed to the analysis (astrocytes 155,025; oligodendrocytes 490,246; oligodendrocyte precursors 105,723; committed oligodendrocyte precursors 4,118; microglia 91,826; vascular cells 9,586; fibroblasts 8,897; ependymal cells 5,779; choroid plexus 7,643; Bergmann glia 7,965). Pseudobulks were computed as cell-count-weighted means of per-library (10x sample) mean expression vectors per group, then normalized (Scanpy normalize_total, target_sum = 10,000) followed by log1p at the pseudobulk level. CKI ω was computed for all same-cell-type cross-region comparisons (31,764 pairs) with the hybrid scheme; HK genes came from the HRT Atlas v1.0 reference (1,115 genes matched to the Siletti annotation). For computational efficiency, per-pair identity-gene selection was restricted to a pre-filtered pool of the 5,000 non-HK genes with the highest mean expression, within which the top-200 genes with the largest absolute pseudobulk difference were selected per comparison (HK genes excluded).</w:t>
+      </w:r>
+    </w:p>
+    <w:p>
+      <w:r>
+        <w:rPr>
+          <w:rFonts w:ascii="Arial" w:hAnsi="Arial"/>
+          <w:b/>
+          <w:color w:val="000000"/>
+          <w:sz w:val="22"/>
+        </w:rPr>
+        <w:t>5.5 Method comparison</w:t>
+      </w:r>
+    </w:p>
+    <w:p>
+      <w:r>
+        <w:rPr>
+          <w:rFonts w:ascii="Arial" w:hAnsi="Arial"/>
+          <w:b w:val="0"/>
+          <w:color w:val="000000"/>
+          <w:sz w:val="22"/>
+        </w:rPr>
+        <w:t>We computed five metrics on all 4,851 Tabula Sapiens cell-type pairs: CKI ω (hybrid scheme), raw JS divergence (all genes), Spearman distance (1 - ρ), cosine distance (1 - cos θ), and marker Jaccard distance (1 - Jaccard index of top-200 expressed genes). To avoid donor-pair proliferation, one pseudobulk was computed per cell-type entry from its largest donor (the donor with the most QC-passing cells); the method comparison therefore does not capture inter-donor variability. Inter-metric Spearman correlations were computed using scikit-learn.</w:t>
+      </w:r>
+    </w:p>
+    <w:p>
+      <w:r>
+        <w:rPr>
+          <w:rFonts w:ascii="Arial" w:hAnsi="Arial"/>
+          <w:b/>
+          <w:color w:val="000000"/>
+          <w:sz w:val="22"/>
+        </w:rPr>
+        <w:t>5.6 Multiplicative residual model (brain)</w:t>
+      </w:r>
+    </w:p>
+    <w:p>
+      <w:r>
+        <w:rPr>
+          <w:rFonts w:ascii="Arial" w:hAnsi="Arial"/>
+          <w:b w:val="0"/>
+          <w:color w:val="000000"/>
+          <w:sz w:val="22"/>
+        </w:rPr>
+        <w:t>For the brain regional analysis, we designed a multiplicative model to detect (cell_type, region_pair) combinations with anomalously low ω: expected_ω = μ_ct × μ_pair / μ_grand, where μ_ct is the cell type’s global mean ω, μ_pair the region pair’s mean ω, and μ_grand the global mean over all 31,764 pairs (38.55); the multiplicative residual = observed / expected, and a residual well below 1 indicates the cell type is far less differentiated between those regions than expected from its global plasticity and the pair’s overall divergence. Three confidence tiers were defined: Strong (residual &lt; 0.3, ω &lt; 15, lowest ω in the region pair), Moderate (residual &lt; 0.5, ω &lt; 25), and Weak (residual &lt; 0.75, ω &lt; 35). Statistical significance was assessed with a block-shuffle permutation null that preserves the joint cell-type × region design: 10x Chromium libraries (sample_id) were treated as blocks and the sample-to-region assignment randomly permuted across libraries (preserving per-region library counts), after which region pseudobulks, all 31,764 pair ω values, and residuals were recomputed; because each library’s cells move together, this null retains library-level structure while breaking the cell–region association and is markedly more conservative than per-cell label shuffling. B = 1,000 permutations were run (minimum resolvable P = 1/1,001 ≈ 9.99 × 10⁻⁴). Per-pair empirical P-values used the one-sided lower-tail formula P = (count(ω_null ≤ ω_obs) + 1)/(B + 1), appropriate because candidates are defined by anomalously low ω; the complementary upper-tail P-value was computed for every pair and both tails are reported. Benjamini-Hochberg FDR correction was applied across all m = 31,764 pairs. No pair reached q &lt; 0.05 (minimum q = 0.520); at this multiplicity q &lt; 0.05 would require B ≈ 6 × 10⁵ permutations or ~635 P-values at the permutation floor (see Statistics and reproducibility), so this outcome reflects permutation resolution rather than evidence against the candidates. The 31 Strong-tier pairs with raw P &lt; 0.05 are reported as hypothesis-generating signals, prioritized for future lineage-tracing validation, with interpretation restricted to the predefined Strong tier rather than the full 31,764 search space. A cell-type-level test additionally asked whether regional structure significantly raises a cell type’s mean ω relative to the same null (one-sided upper-tail P across B = 1,000 permutations). As a negative control for null calibration, the same test was re-run on pseudo-regions obtained by splitting each region’s libraries uniformly at random into two halves (seed fixed; 127,756 pseudo-pairs across the ten classes; Supplementary Note 12).</w:t>
+      </w:r>
+    </w:p>
+    <w:p>
+      <w:r>
+        <w:rPr>
+          <w:rFonts w:ascii="Arial" w:hAnsi="Arial"/>
+          <w:b/>
+          <w:color w:val="000000"/>
+          <w:sz w:val="22"/>
+        </w:rPr>
+        <w:t>5.7 Brain robustness analyses and donor-stratified null</w:t>
+      </w:r>
+    </w:p>
+    <w:p>
+      <w:r>
+        <w:rPr>
+          <w:rFonts w:ascii="Arial" w:hAnsi="Arial"/>
+          <w:b w:val="0"/>
+          <w:color w:val="000000"/>
+          <w:sz w:val="22"/>
+        </w:rPr>
+        <w:t>Donor confounding and within-donor gradient (brain). The brain atlas contains nuclei from four donors, and 94.5% of region pairs share at least one donor (median top-donor share within a region: 0.61). To test whether the pooled class-level gradient reflects donor identity rather than regional biology, we recomputed cross-region ω using only same-donor (donor, region) pseudobulk pairs: every pair of regions with at least 20 nuclei from the same donor contributed one comparison, and class means were aggregated over all such pairs (astrocytes: 11,139 pairs from 261 donor-region blocks; Bergmann glia: 10 pairs). k_n estimator sensitivity (brain). For all 31,764 pairs we compared four aggregation schemes: per-pair k_n (the reported estimator), an aggregate-first estimator (k_n computed once per cell type from class-level region pseudobulks), a global-k_n variant (a single grand-mean k_n shared by all classes), and k_f-only and k_n-only orderings; agreement was summarized as Spearman rank correlation of the ten class means. Scheme-matched split-half calibration. To test whether the mouse-derived calibration factor transfers, we repeated the random-split-of-the-same-population calibration inside each large single-cell dataset using exactly the gene-selection and pseudobulk pipeline of the corresponding analysis. Brain: for each cell class, the three regions with at least 200 nuclei were split into random halves (B = 50 splits per population; 29 populations), and 95% bootstrap CIs were obtained by resampling the 29 population means (the between-population bootstrap carries the variance relevant to the baseline, so the smaller per-population split count does not inflate the reported CIs relative to the B = 1,000 used in the main inference). Tabula Sapiens: for each (organ, cell type) group from the largest donor with at least 100 cells passing QC (71 populations across six organs), cells were randomly split into halves (B = 50) and ω computed with the same per-pair hybrid pipeline as the main Tabula Sapiens analysis. Lineage enrichment and tier sensitivity (brain). Enrichment of oligodendrocyte-lineage classes among Strong candidates was tested with a hypergeometric test over the 31,764 pairs (12,775 belonging to the lineage), corroborated by permutation (B = 100,000); tier-threshold sensitivity was assessed by recomputing the Strong set and lineage enrichment over a grid of residual caps (0.2–0.4) and ω caps (12–25). Class-size confounding and threshold sensitivity (brain). Class-mean k_n and ω were tested against log10(class nuclei count) and mean detection depth (Spearman and Pearson correlations); an equal-n control downsampled every class to 4,118 nuclei (the smallest class; 20 replicates) and recomputed class rankings and the endpoint gradient; and the full landscape was recomputed at group-size thresholds of 10, 50, and 100 nuclei in addition to the reported 20 (script notebooks/86_brain_downsample_threshold_v44.py). Donor-level uncertainty (v52): for the equal-n, span-matched, and combined span- and size-matched gradients, a donor cluster bootstrap (B = 1,000, seed 42; the four donors resampled with replacement, the full pipeline including cell-level downsampling recomputed per resample; percentile 95% CI) and leave-one-donor-out replicates were computed (script notebooks/nc52_brain_donor_bootstrap.py). RNA-quality proxies (v52): per-pair (class, library)-level and (class, region)-level OLS of log10(k_n/k_f/ω) on mean detected genes, mean total UMI, and mitochondrial fraction (scripts notebooks/nc52_brain_quality_regression.py, notebooks/nc52_brain_quality_mito.py).</w:t>
+      </w:r>
+    </w:p>
+    <w:p>
+      <w:r>
+        <w:rPr>
+          <w:rFonts w:ascii="Arial" w:hAnsi="Arial"/>
+          <w:b w:val="0"/>
+          <w:color w:val="000000"/>
+          <w:sz w:val="22"/>
+        </w:rPr>
+        <w:t>Donor-stratified null (brain). To ask whether the class-level significance of the pooled block-shuffle null survives when library-to-region assignments cannot cross donor boundaries, we re-ran the permutation test with a donor-stratified shuffle: within each cell class, the sample_id-to-region assignment was permuted only among libraries belonging to the same donor (B = 1,000; identical gene set, pseudobulks, and ω pipeline as the free shuffle). This scheme preserves each donor's library counts and the per-region block-size structure within donors while breaking the library-to-region association; libraries from donors contributing a single library to the class (non-shufflable blocks; e.g., 8 of 606 astrocyte libraries) were held fixed, and permutations returning the identity assignment were retained as valid draws. Class-level significance used the same one-sided upper-tail statistic, P = (count(mean ω_null ≥ mean ω_obs) + 1)/(B + 1). The accompanying free-null P-values come from an independent Monte-Carlo re-run within the same script (same B and pipeline), so small differences from the primary analysis (ependymal cells P = 0.058 here versus 0.075; committed oligodendrocyte precursor cells (OPCs) P = 0.004 versus 0.005) reflect Monte-Carlo variability; the donor-stratified null is strictly the more conservative test.</w:t>
+      </w:r>
+    </w:p>
+    <w:p>
+      <w:r>
+        <w:rPr>
+          <w:rFonts w:ascii="Arial" w:hAnsi="Arial"/>
+          <w:b/>
+          <w:color w:val="000000"/>
+          <w:sz w:val="22"/>
+        </w:rPr>
+        <w:t>5.8 Ground-truth simulation</w:t>
+      </w:r>
+    </w:p>
+    <w:p>
+      <w:r>
+        <w:rPr>
+          <w:rFonts w:ascii="Arial" w:hAnsi="Arial"/>
+          <w:b w:val="0"/>
+          <w:color w:val="000000"/>
+          <w:sz w:val="22"/>
+        </w:rPr>
+        <w:t>To measure specificity and sensitivity against a known ground truth, we injected perturbations of known magnitude into a real single-cell background: Tabula Muris FACS marrow B cells (1,848 cells). Each replicate resampled two independent groups of 200 cells (gene set: 1,064 matched HK genes plus the 5,000 non-HK genes with the highest global means, mirroring the brain pipeline). A functional signal was injected as a multiplicative shift of 2^δ (δ = 0.125–2) on a fixed module of 200 non-HK genes in group B; neutral perturbations were injected separately as a 2^η shift (η = 0.25–1) on HK genes in group A (neutral drift that should not count as functional divergence) or Poisson noise across all genes in group A (ε = 0.3–1, technical batch noise). Six metrics were computed per replicate with the identical code path as the brain analysis (ω, k_f, k_n, raw JS divergence over the full kept gene set, cosine distance, k_f/k_total). Signal scenarios were repeated with three independent random module draws (seeds 42, 137, 2024); detection thresholds were calibrated per metric as the 95th percentile of 200 baseline replicates, so type-I error and power refer to a common nominal level (the 95th-percentile threshold estimate itself carries Monte Carlo noise of roughly ±1.5 percentage points at 200 baseline replicates, small relative to the between-metric gaps reported). Robustness scenarios (30% dropout, twofold depth difference, fourfold cell-count imbalance) and module-size sensitivity (m = 50, 200, 500) were run at δ = 0.25 and δ = 1. The entire design was repeated in a second background within the same Tabula Muris FACS platform—skin keratinocyte stem cells (1,371 cells)—with identical grids, module seeds, group sizes, and code path (1,750 replicates per background across the full grid). Full results: Supplementary Note 1 and the results/groundtruth_simulation_*.csv files of the companion repository.</w:t>
+      </w:r>
+    </w:p>
+    <w:p>
+      <w:r>
+        <w:rPr>
+          <w:rFonts w:ascii="Arial" w:hAnsi="Arial"/>
+          <w:b/>
+          <w:color w:val="000000"/>
+          <w:sz w:val="22"/>
+        </w:rPr>
+        <w:t>5.9 Real perturbation demonstration (IFN-β PBMC)</w:t>
+      </w:r>
+    </w:p>
+    <w:p>
+      <w:r>
+        <w:rPr>
+          <w:rFonts w:ascii="Arial" w:hAnsi="Arial"/>
+          <w:b w:val="0"/>
+          <w:color w:val="000000"/>
+          <w:sz w:val="22"/>
+        </w:rPr>
+        <w:t>To test ω on a real perturbation with known ground truth, we re-analyzed the droplet arm of Kang et al. [14] (GEO: GSE96583): peripheral blood mononuclear cells from eight donors, split into control and 6-hour IFN-β-stimulated conditions and captured in two 10x lanes, with donor assignment by genetic demultiplexing as provided by the original authors. All control cells sit in one lane and all stimulated cells in the other, so condition is fully confounded with capture lane (disclosed in Supplementary Note 6): every metric inherits the same confound, and cross-metric contrasts, not absolute detection, are the informative quantity. Singlets with annotated cell types were retained (24,413 cells across six cell types; Ensembl gene identifiers mapped to HGNC symbols). Pseudobulks were computed per (donor, condition) from raw counts, normalized to 10,000 counts, and log1p-transformed; ω, k_f, k_n, and raw JS were evaluated with the per-pair top-200 scheme for two comparison classes: stimulated-versus-control within donor (perturbation class) and donor-versus-donor within condition (donor-drift class). A split-half baseline (six random half-splits per group) anchored the calibrated scale. The significance of the perturbation effect was assessed by permuting condition labels within donor (B = 1,000; genes re-selected at every permutation, one-sided upper tail), and class separability was summarized as the exact rank AUC of each metric within each cell type. Script: notebooks/79_kang_ifnb_demo.py; outputs: results/kang_ifnb_demo_pairs.csv, results/kang_ifnb_demo_summary.json.</w:t>
+      </w:r>
+    </w:p>
+    <w:p>
+      <w:r>
+        <w:rPr>
+          <w:rFonts w:ascii="Arial" w:hAnsi="Arial"/>
+          <w:b/>
+          <w:color w:val="000000"/>
+          <w:sz w:val="22"/>
+        </w:rPr>
+        <w:t>5.10 Neutral-drift calibration on technical replicates</w:t>
+      </w:r>
+    </w:p>
+    <w:p>
+      <w:r>
+        <w:rPr>
+          <w:rFonts w:ascii="Arial" w:hAnsi="Arial"/>
+          <w:b w:val="0"/>
+          <w:color w:val="000000"/>
+          <w:sz w:val="22"/>
+        </w:rPr>
+        <w:t>To test the neutral-drift specificity property on real data with a ground truth of no functional difference, we constructed technical-replicate pairs and calibrated every metric against a per-pair size-matched (n-matched) cell-shuffle null: the nuclei of the two groups being compared are pooled, randomly permuted, and re-split into disjoint subsets of exactly the observed group sizes (n_a, n_b), so each observed pair is compared against a null distribution that matches its donor, cell type, and group sizes while containing no group structure; B = 200 permutations per pair (Kang) or 100/30/30 for brain tiers T1/T2/T3; at B = 30 the per-pair exceedance indicator resolves to 1/31, so the T2/T3 tier rates carry Monte-Carlo noise of a few percentage points and are read as tier-level, not per-pair, calibrations. Calibration is reported as the ratio observed / null median, and the false-positive element as observed &gt; own null 95th percentile. Kang batch 1 [14]: unstimulated PBMCs from eight donors captured across three 10x lanes (lanes A and B hold four donors each, lane C holds all eight, so every donor appears in exactly two lanes); singlets with annotated cell types and at least 50 cells in both lanes of a donor yielded 30 same-donor, same-condition cross-lane pairs across six cell types, evaluated with the per-pair top-200 scheme on k_n (HRT Atlas HK genes [13]), k_f, ω, raw JS, and cosine distance. Brain drift ladder [12]: from the 888,263 non-neuronal nuclei and 606 10x libraries, 2,732 (cell class, library) groups with at least 20 nuclei defined library-level pairs in three tiers—T1, same (donor, region) different libraries, all 2,161 pairs; T2, same region different donors, 1,089 pairs (random subsample capped at 200 per cell class); T3, same donor different regions, 1,656 pairs (same cap; the cap makes the cell-class composition of T2/T3 availability-dependent, so cross-tier comparisons mix class composition with drift tier—per-class values are reported in Section 3.12 of the Supplementary Information)—evaluated with the brain pipeline (HK genes plus top-5,000 non-HK genes by mean expression; per-pair top-200 selection) for seven metrics: k_n, k_f, ω, raw JS, cosine distance, Spearman distance (1 − ρ), and a pairwise marker Jaccard distance defined as 1 minus the Jaccard index of each group’s top-200 markers (genes ranked by pseudobulk expression minus the cell-weighted background of all other cell classes in the same reduced gene set). Random seeds: 20260918 (Kang), 42 (brain). Scripts: notebooks/nc49_pilot_kang_techrep.py, notebooks/nc49_brain_drift_ladder.py; outputs: results/nc49_pilot_kang_techrep.csv, results/nc49_brain_drift_ladder.csv, and figure notebook nc49_fig_drift_ladder.py (companion repository). Section 3.12 of the Supplementary Information reports the full audit of design, diagnostics, and per-class results.</w:t>
+      </w:r>
+    </w:p>
+    <w:p>
+      <w:r>
+        <w:rPr>
+          <w:rFonts w:ascii="Arial" w:hAnsi="Arial"/>
+          <w:b/>
+          <w:color w:val="000000"/>
+          <w:sz w:val="22"/>
+        </w:rPr>
+        <w:t>5.11 Fixed gene-panel ablation</w:t>
+      </w:r>
+    </w:p>
+    <w:p>
+      <w:r>
+        <w:rPr>
+          <w:rFonts w:ascii="Arial" w:hAnsi="Arial"/>
+          <w:b w:val="0"/>
+          <w:color w:val="000000"/>
+          <w:sz w:val="22"/>
+        </w:rPr>
+        <w:t>To test whether the brain conclusions depend on the per-pair circular selection of k_f genes (top-200 genes ranked by the absolute difference of the same two pseudobulks on which k_f is computed), we recomputed the entire observed brain landscape—all 31,764 pairs, with identical keep gene set, pseudobulks, and k_n—under three alternative gene-selection schemes: (i) a fixed panel of the 2,000 non-HK genes with the highest global mean expression (selected once, pair-independent); (ii) a leave-pair-out panel, in which the top-200 genes for a pair are selected by the mean absolute pseudobulk difference over all other region pairs of the same cell type (adaptive but not circular for the tested pair); and (iii) all 5,000 non-HK genes of the keep set. The reference implementation reproduced the reported landscape exactly (maximum per-pair |Δω| = 6.4 × 10⁻¹³). We summarized pair-level and class-level rank agreement (Spearman), the circularity inflation as the per-pair ratio of k_f under the reported scheme to k_f under each alternative, and the agreement of the multiplicative-residual ranking. A scheme-matched block-shuffle null (B = 200; minimum resolvable P ≈ 0.005) was rerun under the leave-pair-out scheme to verify that class-level significance does not depend on circular selection. Full results: Supplementary Note 7 and the results/fixed_panel_ablation_* files of the companion repository.</w:t>
+      </w:r>
+    </w:p>
+    <w:p>
+      <w:r>
+        <w:rPr>
+          <w:rFonts w:ascii="Arial" w:hAnsi="Arial"/>
+          <w:b/>
+          <w:color w:val="000000"/>
+          <w:sz w:val="22"/>
+        </w:rPr>
+        <w:t>5.12 TCGA per-sample statistics and clinical severity analyses</w:t>
+      </w:r>
+    </w:p>
+    <w:p>
+      <w:r>
+        <w:rPr>
+          <w:rFonts w:ascii="Arial" w:hAnsi="Arial"/>
+          <w:b w:val="0"/>
+          <w:color w:val="000000"/>
+          <w:sz w:val="22"/>
+        </w:rPr>
+        <w:t>Per-tumor statistics were derived from the linear-normalization pair table (35,306 pairs: 2,000 TT pairs per cancer type drawn by seeded subsampling, complete NN pairs, and 2,000 TN pairs per cancer type; sample-labelled; the seeded subsampling carries a Monte-Carlo error of roughly 0.01–0.02 ratio units on the NN/TT mean ratio, below the between-cancer differences reported), as the mean of ω, k_f, and k_n over all pairs in which a given sample participates (median 4–11 pairs per tumor across cancer types). Group-level NN/TT and k_n ratios are reported as ratios of means with 95% confidence intervals from a sample-level cluster bootstrap (B = 1,000; seed 42): tumor and normal samples were resampled with replacement independently, each pair reweighted by the product of its endpoint resampling weights, and the ratio recomputed per resample; 95% CIs are the 2.5th and 97.5th percentiles of the resampled ratios. LUAD driver groups were assigned by matching cBioPortal mutation labels to the expression matrix by 15-character TCGA barcode (75 EGFR-labelled and 161 KRAS-labelled aliquots, of which 62 EGFR and 122 KRAS matched the matrix; 2 double mutants excluded), yielding 61 EGFR, 120 KRAS, and 311 wild-type tumors with pair coverage. Between-group differences were tested with Kruskal-Wallis followed by Dunn post-hoc tests with Holm correction (manual implementation, tie-corrected rank variances); group mean differences are reported with within-group bootstrap 95% CIs (B = 1,000). For covariate adjustment, stromal and immune admixture was scored per sample with the official ESTIMATE gene sets (141 stromal and 141 immune genes) using the rank-based single-sample enrichment algorithm over all 45,504 expressed genes of the five-cancer merged matrix; the combined stromal-plus-immune score served as the admixture covariate (it is monotonically equivalent to published ESTIMATE purity, leaving regression-based adjustment invariant). Smoking status (ever/never, TCGA tobacco-smoking-history indicator), age, sex, and pack-years for LUAD were obtained from cBioPortal (study luad_tcga, patient-level clinical data; smoking status available for 508, pack-years for 356, and sex for 522 patients) and merged by patient barcode (427 of 492 tumors with known smoking status, 87%). LUAD group contrasts were re-estimated by OLS with the admixture score as a covariate (metric ~ group + z-scored admixture), with ever-smoker status as a covariate, and in a combined model including both (with an age- and sex-adjusted variant); pack-years were not modeled owing to high missingness and are reported descriptively. The LIHC survival analysis used Cox proportional-hazards regression (statsmodels PHReg) with per-tumor ω standardized to unit SD (hazard ratios per SD), adjusted for AJCC stage (I–IV), Edmondson grade (G1–G4), age, and sex, with listwise deletion of missing covariates; k_f-only, k_n-only, and tumor–normal-ω exposures were run as sensitivity models. Scripts: notebooks/nc49_tcga_main.py, notebooks/nc49_pilot_lihc_cox.py, notebooks/nc49_tcga_purity.py, notebooks/nc49_tcga_luad_smoking.py; outputs: results/nc49_tcga_pancancer.csv, results/nc49_tcga_luad_mutation.csv, results/nc49_pilot_lihc_cox.csv, results/nc49_tcga_purity.csv, results/nc49_tcga_admix_scores.csv, results/nc49_tcga_luad_smoking.csv.</w:t>
+      </w:r>
+    </w:p>
+    <w:p>
+      <w:r>
+        <w:rPr>
+          <w:rFonts w:ascii="Arial" w:hAnsi="Arial"/>
+          <w:b w:val="0"/>
+          <w:color w:val="000000"/>
+          <w:sz w:val="22"/>
+        </w:rPr>
+        <w:t>In supplementary within-cancer-type stratification analyses, we computed intratumoral ω for samples within each clinical stratum using the hybrid scheme. BRCA PAM50 subtype calls [52,53] were retrieved directly from the cBioPortal API (brca_tcga_pub study, PAM50_SUBTYPE clinical attribute; 522 samples with subtype calls, cached locally for reproducibility, of which 506 had matched expression data and entered the analysis); no de novo centroid-based classification was performed in this work. LIHC Edmondson grades [54] came from cBioPortal (n = 288 tumors), and LUAD mutation status (EGFR, KRAS, WT) from cBioPortal (n = 492 samples). Between-stratum differences were tested with Kruskal-Wallis (PAM50 subtypes, LUAD mutations) and trend with Jonckheere-Terpstra (Edmondson grades). Paired versus unpaired tumor-normal comparisons are reported as descriptive statistics (medians and interquartile ranges, IQRs) without formal P-values, as the paired design does not meet the independence assumption of standard between-group tests. k_f-only and k_n component controls for the ordering claims were computed with the identical pipeline (per-cancer loading, gene filtering, and TT-pair subsampling), stratifying per-tumor mean k_f and k_n exactly as for ω; per-cell-type mean k_f for the cross-organ ranking was computed from the same pseudobulks and per-pair gene selection (notebooks/83_kf_only_ordering.py; results/kf_only_ordering.csv; results/kf_only_severity.csv; Supplementary Note 9).</w:t>
+      </w:r>
+    </w:p>
+    <w:p>
+      <w:r>
+        <w:rPr>
+          <w:rFonts w:ascii="Arial" w:hAnsi="Arial"/>
+          <w:b/>
+          <w:color w:val="000000"/>
+          <w:sz w:val="22"/>
+        </w:rPr>
+        <w:t>5.13 Computational environment</w:t>
+      </w:r>
+    </w:p>
+    <w:p>
+      <w:r>
+        <w:rPr>
+          <w:rFonts w:ascii="Arial" w:hAnsi="Arial"/>
+          <w:b w:val="0"/>
+          <w:color w:val="000000"/>
+          <w:sz w:val="22"/>
+        </w:rPr>
+        <w:t>Typical runtime for a single cell-type pair is under 5 minutes on a standard laptop; the full brain analysis (31,764 pairs) required approximately 72 core-hours on a Windows x64 workstation with at least 32 GB RAM (the verified environment of the Reproducibility Guide, Section 1.1 of the Supplementary Information). All analyses were performed in Python 3.14.4 with scanpy 1.12.1 [45], scipy ≥ 1.10.0, numpy ≥ 1.23.0, pandas ≥ 1.5.0, matplotlib ≥ 3.6.0, seaborn [55] ≥ 0.12.0, and scikit-learn [56] ≥ 1.2.0; random seeds were fixed at 42 throughout, except scripts 77/78/79, which used seed 20260903, and the small-cluster studentized bootstrap-t analysis (notebooks/89_cluster_boot_v45.py), which used seed 20260905. Permutation results are stable with respect to seed choice: with B = 1,000 permutations the Monte Carlo standard error of the empirical P-value is approximately 0.016 at P = 0.5, so seed variation has negligible impact on statistical conclusions.</w:t>
+      </w:r>
+    </w:p>
+    <w:p>
+      <w:r>
+        <w:rPr>
+          <w:rFonts w:ascii="Arial" w:hAnsi="Arial"/>
+          <w:b/>
+          <w:color w:val="000000"/>
+          <w:sz w:val="22"/>
+        </w:rPr>
+        <w:t>5.14 Statistical inference details</w:t>
+      </w:r>
+    </w:p>
+    <w:p>
+      <w:r>
+        <w:rPr>
+          <w:rFonts w:ascii="Arial" w:hAnsi="Arial"/>
+          <w:b w:val="0"/>
+          <w:color w:val="000000"/>
+          <w:sz w:val="22"/>
+        </w:rPr>
+        <w:t>We report summary statistics as mean ± s.d. (range) or median [IQR] as noted. Resampling-based inference [57] (permutation tests for P-values; bootstrap for confidence intervals) was performed for all four datasets with B = 1,000: label permutation for the mouse pilot (15 cell-type pairs, 6 calibration control populations with 50 split-half replicates each), human Tabula Sapiens, and TCGA, and the block-shuffle null for the brain atlas (Methods). Empirical P-values are one-sided, P = (count(ω_null ≥ ω_obs) + 1)/(B + 1), with the exchangeability unit following the dataset structure; in each iteration pseudobulks are recomputed from the permuted groups and ω recalculated with identity genes re-selected on the permuted pseudobulks (the TCGA per-cancer permutation test is the sole exception, holding a fixed HVG panel; Methods). Benjamini-Hochberg FDR correction [44] is applied within each dataset, with two levels distinguished. First, group-level tests (one test per cell class, cell type, or cancer type): brain cell-class (m = 10), human per-cell-type (m = 17), mouse pilot (m = 15), TCGA per-cancer (m = 5); the BH thresholds for the most significant test (0.05/m) are 5.0 × 10⁻³, 2.9 × 10⁻³, 3.3 × 10⁻³, and 1.0 × 10⁻²—all above the minimum resolvable permutation P-value of 9.99 × 10⁻⁴ at B = 1,000, so resolution is sufficient for every group-level test. Second, the brain per-pair screen, with BH correction across all m = 31,764 region pairs: the BH threshold for the smallest ordered P-value (0.05/31,764 ≈ 1.6 × 10⁻⁶) lies roughly 600-fold below the smallest resolvable P, so q &lt; 0.05 is unattainable unless ~635 of the 31,764 P-values sit at the permutation floor (a regime the empirical FDR analysis shows is not approached) or B ≈ 6 × 10⁵ permutations are run. The per-pair FDR outcome (minimum q = 0.520) is consequently a statement about permutation resolution rather than evidence against any candidate, and we report it together with the raw permutation P-value distribution (1,960 of 31,764 pairs at raw P &lt; 0.05, slightly more than the ~1,588 expected under a global null).</w:t>
+      </w:r>
+    </w:p>
+    <w:p>
+      <w:r>
+        <w:rPr>
+          <w:rFonts w:ascii="Arial" w:hAnsi="Arial"/>
+          <w:b w:val="0"/>
+          <w:color w:val="000000"/>
+          <w:sz w:val="22"/>
+        </w:rPr>
+        <w:t>Bootstrap 95% confidence intervals for ω point estimates were computed by resampling observed pair-level ω values with replacement (B = 10,000) and reporting the 2.5th and 97.5th percentiles. Because pairs are nested within regions, we additionally computed region-clustered block bootstrap 95% CIs (B = 2,000; the 108 regions resampled with replacement, all landscape statistics recomputed per resample): gradient 6.10 [5.55, 9.63], grand mean ω 38.55 [36.35, 40.73], Strong-candidate count 39 [12, 74]; these cluster-aware intervals are wider and are the preferred uncertainty summary for landscape-level quantities. Per-class calibrated quantities additionally propagate the uncertainty of the calibration denominator: a joint region-clustered bootstrap (B = 5,000) resamples regions with replacement for the numerator (region-clustered weighted resampling, pair weights equal to the product of the two regions’ library counts) while independently resampling the split-half control populations for the denominator (two-stage: control populations first, random half-splits within each drawn population second), and reports the 2.5th and 97.5th percentiles of the ratio; this joint interval supersedes the earlier i.i.d. interval, which propagated neither source and was anti-conservative (Supplementary Note 3; notebooks/81_perclass_uncertainty.py). The studentized (bootstrap-t) region-clustered intervals pivot the statistic by an influence-function (multiplier) sandwich standard error of the multiplicity-weighted pair mean re-evaluated within each resample, with ratios studentized on the log scale via the delta method (B = 5,000, seed 20260905; Monte Carlo coverage 0.953/0.951 at 6–7 clusters; notebooks/89_cluster_boot_v45.py). The ω distribution was characterized using skewness, excess kurtosis, and normality tests (Shapiro-Wilk for n ≤ 5,000; D’Agostino-Pearson for n &gt; 5,000): all distributions were right-skewed (brain 2.22; mouse pilot 0.99; human 1.17), and normality was rejected for the large datasets (brain P &lt; 2.2 × 10⁻¹⁶; human P = 7.6 × 10⁻⁴²) but not for the mouse pilot (P = 0.071, minimal power at n = 15). The split-half calibration experiment (50 random-split replicates across six control populations of the same tissue, 300 ω values) yielded a mean ω = 7.70 (two-stage bootstrap over the six populations, B = 5,000, seed 42: 95% CI [6.38, 9.82]; the 300-value intervals [7.37, 8.02]/[7.38, 8.02] treat nested splits as independent and are anti-conservative; SD of replicate means = 1.15, pooled SD = 3.63; the legacy n = 6 estimate 6.67 is consistent with it), reflecting systematic inflation of k_f relative to k_n from identity-gene selection; the permutation test accounts for this by constructing the null under the same gene-selection procedure.</w:t>
+      </w:r>
+    </w:p>
+    <w:p>
+      <w:r>
+        <w:rPr>
+          <w:rFonts w:ascii="Arial" w:hAnsi="Arial"/>
+          <w:b w:val="0"/>
+          <w:color w:val="000000"/>
+          <w:sz w:val="22"/>
+        </w:rPr>
+        <w:t>Statistical conventions. All P-values are from one-sided permutation tests (B = 1,000 for mouse/human/TCGA/brain and for the multiplicative residual model block-shuffle null) unless otherwise specified. Benjamini-Hochberg FDR correction was applied within each dataset. Non-parametric tests (Spearman correlation, Mann-Whitney U, Kruskal-Wallis, Jonckheere-Terpstra) are two-sided and reported with exact P-values, with one exception: the mouse-pilot X-versus-C calibration contrast (Fig. 2c) uses a one-sided Mann-Whitney U test (H1: ω_X &gt; ω_C) matching the directional calibration hypothesis; as an exploratory pilot (n = 15) this contrast is reported for transparency rather than as a pre-registered test. Descriptive statistics are reported as mean ± SD or median [IQR] as indicated. Effect sizes include standardized effect size (SES = (ω_obs − mean(ω_null)) / sd(ω_null)), computed from the permutation null distribution. Bootstrap 95% confidence intervals use stratified resample counts reported per analysis (B = 1,000 for the composition cluster bootstrap, 1,000 for TCGA ratio CIs, 2,000 for region-clustered brain intervals, 5,000 for the joint and studentized small-cluster analyses, and 10,000 for simple resampling of pair-level point estimates), with the Monte Carlo error of each interval reported alongside it in the Supplementary Information. All analyses use JS divergence with base-2 logarithm. Sample sizes (n) are reported for each comparison.</w:t>
+      </w:r>
+    </w:p>
+    <w:p>
+      <w:pPr>
+        <w:pStyle w:val="Heading2"/>
+      </w:pPr>
+      <w:r>
         <w:t>Supplementary Table 1: Parameter Sweep Results</w:t>
       </w:r>
     </w:p>
@@ -2257,7 +2883,7 @@
           <w:color w:val="000000"/>
           <w:sz w:val="22"/>
         </w:rPr>
-        <w:t>Complete results of CKI brain region analysis for non-neuronal cells from the Siletti et al. (2023) human brain atlas, comprising 31,764 pairwise cross-region comparisons across 10 cell types (n = 886,808 nuclei, 108 regions, 59,480 genes). Summary statistics for each cell type (ω mean, median, SD, range, k_n and k_f components) are provided in Supplementary Table 3. Raw data file: results/brain_bs_null_observed_pairs.csv (31,764 rows, block-shuffle re-analysis pipeline). Summary file: results/brain_bs_null_ct_test.csv (10-row summary). Analysis scripts: notebooks/08d_brain_blockshuffle_null.py and notebooks/08e_brain_blockshuffle_results.py. Figure generation: notebooks/_fig6_clean.py (Figure 6).</w:t>
+        <w:t>Complete results of CKI brain region analysis for non-neuronal cells from the Siletti et al. (2023) human brain atlas, comprising 31,764 pairwise cross-region comparisons across 10 cell types (n = 886,808 nuclei, 108 regions, 59,480 genes). Summary statistics for each cell type (ω mean, median, SD, range, k_n and k_f components; all SDs are sample SDs with ddof = 1) are provided in Supplementary Table 3. Raw data file: results/brain_bs_null_observed_pairs.csv (31,764 rows, block-shuffle re-analysis pipeline). Summary file: results/brain_bs_null_ct_test.csv (10-row summary). Analysis scripts: notebooks/08d_brain_blockshuffle_null.py and notebooks/08e_brain_blockshuffle_results.py. Figure generation: notebooks/_fig6_clean.py (Figure 6).</w:t>
       </w:r>
     </w:p>
     <w:p>
@@ -2315,7 +2941,7 @@
           <w:color w:val="000000"/>
           <w:sz w:val="22"/>
         </w:rPr>
-        <w:t>Complete analysis scripts used in this study are organized in the notebooks/ directory of the GitHub repository (github.com/zhanglknt/CKI-cell-type-identification). The package can be installed via: pip install git+https://github.com/zhanglknt/CKI-cell-type-identification.git. Key scripts include: notebooks/04_phase32_sweep.py (parameter sweep and calibration), notebooks/06_phase34_v2.py (TCGA pan-cancer analysis), notebooks/05_phase33_v3_fixed.py (Tabula Sapiens cross-organ analysis), notebooks/07c_brain_siletti_v3.py (brain regional CKI analysis and region-associated candidate detection), and notebooks/30_genome_biology_figures.py with notebooks/_fig1_clean.py to _fig6_clean.py (figure generation).</w:t>
+        <w:t>Complete analysis scripts used in this study are organized in the notebooks/ directory of the GitHub repository (github.com/zhanglknt/CKI-cell-type-identification). The package can be installed via: pip install git+https://github.com/zhanglknt/CKI-cell-type-identification.git. Key scripts include: notebooks/04_phase32_sweep.py (parameter sweep and calibration), notebooks/06_phase34_v2.py (TCGA pan-cancer analysis), notebooks/05_phase33_v3_fixed.py (Tabula Sapiens cross-organ analysis), notebooks/08d_brain_blockshuffle_null.py with notebooks/08e_brain_blockshuffle_results.py (brain regional CKI analysis and region-associated candidate detection under the block-shuffle null; supersedes the pre-fix 07c_brain_siletti_v3.py outputs archived in results/superseded/), notebooks/13_phase35_method_comparison.py (cross-organ method comparison), and notebooks/30_genome_biology_figures.py with notebooks/_fig1_clean.py to _fig6_clean.py (figure generation).</w:t>
       </w:r>
     </w:p>
     <w:sectPr>
